--- a/Project4_Incident_Report-1.docx
+++ b/Project4_Incident_Report-1.docx
@@ -56,499 +56,814 @@
           <w:sz w:val="24"/>
           <w:szCs w:val="24"/>
         </w:rPr>
-        <w:t xml:space="preserve">Prepared by: Okpoyo Victory </w:t>
-      </w:r>
-      <w:proofErr w:type="spellStart"/>
+        <w:t>Prepared by: Okpoyo Victory Etim | Matric No.: CLC/2026/TC-7/0122</w:t>
+      </w:r>
+    </w:p>
+    <w:p>
+      <w:pPr>
+        <w:spacing w:after="300"/>
+        <w:jc w:val="center"/>
+        <w:rPr>
+          <w:sz w:val="24"/>
+          <w:szCs w:val="24"/>
+        </w:rPr>
+      </w:pPr>
       <w:r>
         <w:rPr>
           <w:iCs/>
           <w:sz w:val="24"/>
           <w:szCs w:val="24"/>
         </w:rPr>
-        <w:t>Etim</w:t>
-      </w:r>
-      <w:proofErr w:type="spellEnd"/>
+        <w:t>Client: Verdant Pay</w:t>
+      </w:r>
+    </w:p>
+    <w:p>
+      <w:pPr>
+        <w:pStyle w:val="Heading2"/>
+        <w:rPr>
+          <w:b/>
+          <w:color w:val="auto"/>
+          <w:sz w:val="24"/>
+          <w:szCs w:val="24"/>
+        </w:rPr>
+      </w:pPr>
+      <w:r>
+        <w:rPr>
+          <w:color w:val="auto"/>
+          <w:sz w:val="24"/>
+          <w:szCs w:val="24"/>
+        </w:rPr>
+        <w:t>​</w:t>
+      </w:r>
+      <w:r>
+        <w:rPr>
+          <w:b/>
+          <w:color w:val="auto"/>
+          <w:sz w:val="24"/>
+          <w:szCs w:val="24"/>
+        </w:rPr>
+        <w:t>Symptom</w:t>
+      </w:r>
+    </w:p>
+    <w:p>
+      <w:pPr>
+        <w:pStyle w:val="NormalWeb"/>
+      </w:pPr>
+      <w:r>
+        <w:t xml:space="preserve">​The GitHub Actions pipeline ("IAM Access Provisioning"), configured to authenticate to Azure using a service principal stored in the AZURE_CREDENTIALS repository secret, consistently failed during automated workflow runs. </w:t>
+      </w:r>
+    </w:p>
+    <w:p>
+      <w:pPr>
+        <w:pStyle w:val="NormalWeb"/>
+      </w:pPr>
+      <w:r>
+        <w:t xml:space="preserve">​Initial failures occurred at the Azure Login step with multiple credential errors, including: </w:t>
+      </w:r>
       <w:r>
         <w:rPr>
           <w:iCs/>
-          <w:sz w:val="24"/>
-          <w:szCs w:val="24"/>
-        </w:rPr>
-        <w:t xml:space="preserve"> | </w:t>
+        </w:rPr>
+        <w:t>"Not all values are present. Ensure 'client-id' and 'tenant-id'..."</w:t>
+      </w:r>
+      <w:r>
+        <w:t xml:space="preserve">, </w:t>
       </w:r>
       <w:r>
         <w:rPr>
           <w:iCs/>
-          <w:sz w:val="24"/>
-          <w:szCs w:val="24"/>
-        </w:rPr>
-        <w:t xml:space="preserve">Matric No.: </w:t>
-      </w:r>
-      <w:r>
-        <w:rPr>
-          <w:iCs/>
-          <w:sz w:val="24"/>
-          <w:szCs w:val="24"/>
-        </w:rPr>
-        <w:t>CLC/2026/TC-7/0122</w:t>
-      </w:r>
+        </w:rPr>
+        <w:t>"AADSTS7000215: Invalid client secret provided"</w:t>
+      </w:r>
+      <w:r>
+        <w:t xml:space="preserve">, and intermittent MissingSubscription errors identical to those encountered earlier during local terminal execution. </w:t>
+      </w:r>
+    </w:p>
+    <w:p>
+      <w:pPr>
+        <w:pStyle w:val="NormalWeb"/>
+      </w:pPr>
+      <w:r>
+        <w:t xml:space="preserve">​Subsequent runs after resolving login credentials encountered script-level failures during execution of deploy.sh: </w:t>
+      </w:r>
+    </w:p>
+    <w:p>
+      <w:pPr>
+        <w:numPr>
+          <w:ilvl w:val="0"/>
+          <w:numId w:val="2"/>
+        </w:numPr>
+        <w:spacing w:before="100" w:beforeAutospacing="1" w:after="100" w:afterAutospacing="1"/>
+        <w:rPr>
+          <w:sz w:val="24"/>
+          <w:szCs w:val="24"/>
+        </w:rPr>
+      </w:pPr>
+      <w:r>
+        <w:rPr>
+          <w:sz w:val="24"/>
+          <w:szCs w:val="24"/>
+        </w:rPr>
+        <w:t>​</w:t>
+      </w:r>
+      <w:r>
+        <w:rPr>
+          <w:b/>
+          <w:bCs/>
+          <w:sz w:val="24"/>
+          <w:szCs w:val="24"/>
+        </w:rPr>
+        <w:t>Group Membership Crash:</w:t>
+      </w:r>
+      <w:r>
+        <w:rPr>
+          <w:sz w:val="24"/>
+          <w:szCs w:val="24"/>
+        </w:rPr>
+        <w:t xml:space="preserve"> ERROR: One or more added object references already exist for the following modified properties: 'members'. </w:t>
+      </w:r>
+      <w:r>
+        <w:t>Causing</w:t>
+      </w:r>
+      <w:r>
+        <w:rPr>
+          <w:sz w:val="24"/>
+          <w:szCs w:val="24"/>
+        </w:rPr>
+        <w:t xml:space="preserve"> script exit code 1 due to set -e.</w:t>
+      </w:r>
+    </w:p>
+    <w:p>
+      <w:pPr>
+        <w:numPr>
+          <w:ilvl w:val="0"/>
+          <w:numId w:val="3"/>
+        </w:numPr>
+        <w:spacing w:before="100" w:beforeAutospacing="1" w:after="100" w:afterAutospacing="1"/>
+        <w:rPr>
+          <w:sz w:val="24"/>
+          <w:szCs w:val="24"/>
+        </w:rPr>
+      </w:pPr>
+      <w:r>
+        <w:rPr>
+          <w:sz w:val="24"/>
+          <w:szCs w:val="24"/>
+        </w:rPr>
+        <w:t>​</w:t>
+      </w:r>
+      <w:r>
+        <w:rPr>
+          <w:b/>
+          <w:bCs/>
+          <w:sz w:val="24"/>
+          <w:szCs w:val="24"/>
+        </w:rPr>
+        <w:t>IAM Authorization Failure:</w:t>
+      </w:r>
+      <w:r>
+        <w:rPr>
+          <w:sz w:val="24"/>
+          <w:szCs w:val="24"/>
+        </w:rPr>
+        <w:t xml:space="preserve"> ERROR: (AuthorizationFailed) The client with object id '92736737...' does not have authorization to perform action 'Microsoft.Authorization/roleAssignments/write'.</w:t>
+      </w:r>
+    </w:p>
+    <w:p>
+      <w:pPr>
+        <w:pStyle w:val="Heading2"/>
+        <w:rPr>
+          <w:b/>
+          <w:color w:val="auto"/>
+          <w:sz w:val="24"/>
+          <w:szCs w:val="24"/>
+        </w:rPr>
+      </w:pPr>
+      <w:r>
+        <w:rPr>
+          <w:color w:val="auto"/>
+          <w:sz w:val="24"/>
+          <w:szCs w:val="24"/>
+        </w:rPr>
+        <w:t>​</w:t>
+      </w:r>
+      <w:r>
+        <w:rPr>
+          <w:b/>
+          <w:color w:val="auto"/>
+          <w:sz w:val="24"/>
+          <w:szCs w:val="24"/>
+        </w:rPr>
+        <w:t>Investigation Trail</w:t>
+      </w:r>
+    </w:p>
+    <w:p>
+      <w:pPr>
+        <w:numPr>
+          <w:ilvl w:val="0"/>
+          <w:numId w:val="4"/>
+        </w:numPr>
+        <w:spacing w:before="100" w:beforeAutospacing="1" w:after="100" w:afterAutospacing="1"/>
+        <w:rPr>
+          <w:sz w:val="24"/>
+          <w:szCs w:val="24"/>
+        </w:rPr>
+      </w:pPr>
+      <w:r>
+        <w:rPr>
+          <w:sz w:val="24"/>
+          <w:szCs w:val="24"/>
+        </w:rPr>
+        <w:t>​</w:t>
+      </w:r>
+      <w:r>
+        <w:rPr>
+          <w:b/>
+          <w:bCs/>
+          <w:sz w:val="24"/>
+          <w:szCs w:val="24"/>
+        </w:rPr>
+        <w:t>Secret Payload Verification:</w:t>
+      </w:r>
+      <w:r>
+        <w:rPr>
+          <w:sz w:val="24"/>
+          <w:szCs w:val="24"/>
+        </w:rPr>
+        <w:t xml:space="preserve"> Verified the JSON structure of the AZURE_CREDENTIALS secret by rebuilding it directly in the terminal with echo and inspecting it with cat to rule out corrupted quotation marks (a recurring issue caused by word processors converting straight quotes to "smart" quotes).</w:t>
+      </w:r>
+    </w:p>
+    <w:p>
+      <w:pPr>
+        <w:numPr>
+          <w:ilvl w:val="0"/>
+          <w:numId w:val="5"/>
+        </w:numPr>
+        <w:spacing w:before="100" w:beforeAutospacing="1" w:after="100" w:afterAutospacing="1"/>
+        <w:rPr>
+          <w:sz w:val="24"/>
+          <w:szCs w:val="24"/>
+        </w:rPr>
+      </w:pPr>
+      <w:r>
+        <w:rPr>
+          <w:sz w:val="24"/>
+          <w:szCs w:val="24"/>
+        </w:rPr>
+        <w:t>​</w:t>
+      </w:r>
+      <w:r>
+        <w:rPr>
+          <w:b/>
+          <w:bCs/>
+          <w:sz w:val="24"/>
+          <w:szCs w:val="24"/>
+        </w:rPr>
+        <w:t>App Registration &amp; Role Scope:</w:t>
+      </w:r>
+      <w:r>
+        <w:rPr>
+          <w:sz w:val="24"/>
+          <w:szCs w:val="24"/>
+        </w:rPr>
+        <w:t xml:space="preserve"> Confirmed via the Azure Portal that the app registration (verdantpay-gh-actions-v2 / object ID 92736737-3dbe-4def-a852-f0f04652de25) existed and held Contributor access on the target resource group.</w:t>
+      </w:r>
+    </w:p>
+    <w:p>
+      <w:pPr>
+        <w:numPr>
+          <w:ilvl w:val="0"/>
+          <w:numId w:val="6"/>
+        </w:numPr>
+        <w:spacing w:before="100" w:beforeAutospacing="1" w:after="100" w:afterAutospacing="1"/>
+        <w:rPr>
+          <w:sz w:val="24"/>
+          <w:szCs w:val="24"/>
+        </w:rPr>
+      </w:pPr>
+      <w:r>
+        <w:rPr>
+          <w:sz w:val="24"/>
+          <w:szCs w:val="24"/>
+        </w:rPr>
+        <w:t>​</w:t>
+      </w:r>
+      <w:r>
+        <w:rPr>
+          <w:b/>
+          <w:bCs/>
+          <w:sz w:val="24"/>
+          <w:szCs w:val="24"/>
+        </w:rPr>
+        <w:t>Credential Mismatch Discovery:</w:t>
+      </w:r>
+      <w:r>
+        <w:rPr>
+          <w:sz w:val="24"/>
+          <w:szCs w:val="24"/>
+        </w:rPr>
+        <w:t xml:space="preserve"> Discovered that an earlier secret had been copied from the app registration's "Secret ID" column rather than the "Value" column — two visually similar GUID-style strings in the Azure Portal. Correcting this resolved the "Invalid client secret" authentication error.</w:t>
+      </w:r>
+    </w:p>
+    <w:p>
+      <w:pPr>
+        <w:numPr>
+          <w:ilvl w:val="0"/>
+          <w:numId w:val="7"/>
+        </w:numPr>
+        <w:spacing w:before="100" w:beforeAutospacing="1" w:after="100" w:afterAutospacing="1"/>
+        <w:rPr>
+          <w:sz w:val="24"/>
+          <w:szCs w:val="24"/>
+        </w:rPr>
+      </w:pPr>
+      <w:r>
+        <w:rPr>
+          <w:sz w:val="24"/>
+          <w:szCs w:val="24"/>
+        </w:rPr>
+        <w:t>​</w:t>
+      </w:r>
+      <w:r>
+        <w:rPr>
+          <w:b/>
+          <w:bCs/>
+          <w:sz w:val="24"/>
+          <w:szCs w:val="24"/>
+        </w:rPr>
+        <w:t>Git CLI Installation &amp; Secret Resolution:</w:t>
+      </w:r>
+      <w:r>
+        <w:rPr>
+          <w:sz w:val="24"/>
+          <w:szCs w:val="24"/>
+        </w:rPr>
+        <w:t xml:space="preserve"> Installed the Git CLI tool in the environment, which properly aligned the local git/shell tooling and environment path </w:t>
+      </w:r>
+      <w:r>
+        <w:rPr>
+          <w:sz w:val="24"/>
+          <w:szCs w:val="24"/>
+        </w:rPr>
+        <w:lastRenderedPageBreak/>
+        <w:t>configurations; it was at this exact point that the underlying secret handling and authentication credential problems were fully resolved.</w:t>
+      </w:r>
+    </w:p>
+    <w:p>
+      <w:pPr>
+        <w:numPr>
+          <w:ilvl w:val="0"/>
+          <w:numId w:val="8"/>
+        </w:numPr>
+        <w:spacing w:before="100" w:beforeAutospacing="1" w:after="100" w:afterAutospacing="1"/>
+        <w:rPr>
+          <w:sz w:val="24"/>
+          <w:szCs w:val="24"/>
+        </w:rPr>
+      </w:pPr>
+      <w:r>
+        <w:rPr>
+          <w:sz w:val="24"/>
+          <w:szCs w:val="24"/>
+        </w:rPr>
+        <w:t>​</w:t>
+      </w:r>
+      <w:r>
+        <w:rPr>
+          <w:b/>
+          <w:bCs/>
+          <w:sz w:val="24"/>
+          <w:szCs w:val="24"/>
+        </w:rPr>
+        <w:t>Local CLI Isolation &amp; Shell Tilde Truncation:</w:t>
+      </w:r>
+      <w:r>
+        <w:rPr>
+          <w:sz w:val="24"/>
+          <w:szCs w:val="24"/>
+        </w:rPr>
+        <w:t xml:space="preserve"> Attempted to authenticate locally using az login --service-principal to isolate whether the fault was in the credential itself or in how GitHub was passing it. This surfaced a shell interpretation bug: pasting the secret value unquoted into a Bash command caused the shell to interpret a leading tilde (~) character as a home-directory reference, silently truncating the secret string before reaching Azure.</w:t>
+      </w:r>
+    </w:p>
+    <w:p>
+      <w:pPr>
+        <w:numPr>
+          <w:ilvl w:val="0"/>
+          <w:numId w:val="9"/>
+        </w:numPr>
+        <w:spacing w:before="100" w:beforeAutospacing="1" w:after="100" w:afterAutospacing="1"/>
+        <w:rPr>
+          <w:sz w:val="24"/>
+          <w:szCs w:val="24"/>
+        </w:rPr>
+      </w:pPr>
+      <w:r>
+        <w:rPr>
+          <w:sz w:val="24"/>
+          <w:szCs w:val="24"/>
+        </w:rPr>
+        <w:t>​</w:t>
+      </w:r>
+      <w:r>
+        <w:rPr>
+          <w:b/>
+          <w:bCs/>
+          <w:sz w:val="24"/>
+          <w:szCs w:val="24"/>
+        </w:rPr>
+        <w:t xml:space="preserve">Script </w:t>
+      </w:r>
+      <w:r>
+        <w:rPr>
+          <w:b/>
+          <w:bCs/>
+        </w:rPr>
+        <w:t>Halt Investigation</w:t>
+      </w:r>
+      <w:r>
+        <w:rPr>
+          <w:b/>
+          <w:bCs/>
+          <w:sz w:val="24"/>
+          <w:szCs w:val="24"/>
+        </w:rPr>
+        <w:t>:</w:t>
+      </w:r>
+      <w:r>
+        <w:rPr>
+          <w:sz w:val="24"/>
+          <w:szCs w:val="24"/>
+        </w:rPr>
+        <w:t xml:space="preserve"> Upon reaching the provisioning stage in CI/CD, the script crashed at lines 69–70 (az ad group member add) because test users (InternTestUser1 &amp; InternTestUser2) already existed in the Interns AD group from prior executions. Because line 3 enforced set -e, Azure's duplicate membership non-zero exit code immediately terminated the pipeline.</w:t>
+      </w:r>
+    </w:p>
+    <w:p>
+      <w:pPr>
+        <w:numPr>
+          <w:ilvl w:val="0"/>
+          <w:numId w:val="10"/>
+        </w:numPr>
+        <w:spacing w:before="100" w:beforeAutospacing="1" w:after="100" w:afterAutospacing="1"/>
+        <w:rPr>
+          <w:sz w:val="24"/>
+          <w:szCs w:val="24"/>
+        </w:rPr>
+      </w:pPr>
+      <w:r>
+        <w:rPr>
+          <w:sz w:val="24"/>
+          <w:szCs w:val="24"/>
+        </w:rPr>
+        <w:t>​</w:t>
+      </w:r>
+      <w:r>
+        <w:rPr>
+          <w:b/>
+          <w:bCs/>
+          <w:sz w:val="24"/>
+          <w:szCs w:val="24"/>
+        </w:rPr>
+        <w:t>RBAC Permission Scope Analysis:</w:t>
+      </w:r>
+      <w:r>
+        <w:rPr>
+          <w:sz w:val="24"/>
+          <w:szCs w:val="24"/>
+        </w:rPr>
+        <w:t xml:space="preserve"> After fixing script idempotency, the pipeline failed on role assignment commands (az role assignment create). Analysis of Azure Activity Logs revealed that while the Service Principal held Contributor rights (allowing resource provisioning), it lacked permission to write RBAC assignments (Microsoft.Authorization/roleAssignments/write), which requires User Access Administrator or Owner permissions.</w:t>
+      </w:r>
+    </w:p>
+    <w:p>
+      <w:pPr>
+        <w:pStyle w:val="Heading2"/>
+        <w:rPr>
+          <w:b/>
+          <w:color w:val="auto"/>
+          <w:sz w:val="24"/>
+          <w:szCs w:val="24"/>
+        </w:rPr>
+      </w:pPr>
+      <w:r>
+        <w:rPr>
+          <w:color w:val="auto"/>
+          <w:sz w:val="24"/>
+          <w:szCs w:val="24"/>
+        </w:rPr>
+        <w:t>​</w:t>
+      </w:r>
+      <w:r>
+        <w:rPr>
+          <w:b/>
+          <w:color w:val="auto"/>
+          <w:sz w:val="24"/>
+          <w:szCs w:val="24"/>
+        </w:rPr>
+        <w:t>Root Cause</w:t>
+      </w:r>
+    </w:p>
+    <w:p>
+      <w:pPr>
+        <w:pStyle w:val="NormalWeb"/>
+      </w:pPr>
+      <w:r>
+        <w:t xml:space="preserve">​The cumulative pipeline failures were driven by issues across credentials, environment tooling, script logic, and RBAC authorization: </w:t>
+      </w:r>
+    </w:p>
+    <w:p>
+      <w:pPr>
+        <w:numPr>
+          <w:ilvl w:val="0"/>
+          <w:numId w:val="11"/>
+        </w:numPr>
+        <w:spacing w:before="100" w:beforeAutospacing="1" w:after="100" w:afterAutospacing="1"/>
+        <w:rPr>
+          <w:sz w:val="24"/>
+          <w:szCs w:val="24"/>
+        </w:rPr>
+      </w:pPr>
+      <w:r>
+        <w:rPr>
+          <w:sz w:val="24"/>
+          <w:szCs w:val="24"/>
+        </w:rPr>
+        <w:t>​</w:t>
+      </w:r>
+      <w:r>
+        <w:rPr>
+          <w:b/>
+          <w:bCs/>
+          <w:sz w:val="24"/>
+          <w:szCs w:val="24"/>
+        </w:rPr>
+        <w:t>Credential Copy Error &amp; Missing Git CLI Tooling:</w:t>
+      </w:r>
+      <w:r>
+        <w:rPr>
+          <w:sz w:val="24"/>
+          <w:szCs w:val="24"/>
+        </w:rPr>
+        <w:t xml:space="preserve"> Copying the Secret ID instead of the Secret Value, alongside environment misconfigurations that were resolved upon installing Git CLI.</w:t>
+      </w:r>
+    </w:p>
+    <w:p>
+      <w:pPr>
+        <w:numPr>
+          <w:ilvl w:val="0"/>
+          <w:numId w:val="12"/>
+        </w:numPr>
+        <w:spacing w:before="100" w:beforeAutospacing="1" w:after="100" w:afterAutospacing="1"/>
+        <w:rPr>
+          <w:sz w:val="24"/>
+          <w:szCs w:val="24"/>
+        </w:rPr>
+      </w:pPr>
+      <w:r>
+        <w:rPr>
+          <w:sz w:val="24"/>
+          <w:szCs w:val="24"/>
+        </w:rPr>
+        <w:t>​</w:t>
+      </w:r>
+      <w:r>
+        <w:rPr>
+          <w:b/>
+          <w:bCs/>
+          <w:sz w:val="24"/>
+          <w:szCs w:val="24"/>
+        </w:rPr>
+        <w:t>Script Idempotency Defect:</w:t>
+      </w:r>
+      <w:r>
+        <w:rPr>
+          <w:sz w:val="24"/>
+          <w:szCs w:val="24"/>
+        </w:rPr>
+        <w:t xml:space="preserve"> The original deploy.sh lacked safety checks for existing Azure AD group memberships. Re-running the pipeline caused az ad group member add to throw a hard error on duplicate additions, halting execution under set -e.</w:t>
+      </w:r>
+    </w:p>
+    <w:p>
+      <w:pPr>
+        <w:numPr>
+          <w:ilvl w:val="0"/>
+          <w:numId w:val="13"/>
+        </w:numPr>
+        <w:spacing w:before="100" w:beforeAutospacing="1" w:after="100" w:afterAutospacing="1"/>
+        <w:rPr>
+          <w:sz w:val="24"/>
+          <w:szCs w:val="24"/>
+        </w:rPr>
+      </w:pPr>
+      <w:r>
+        <w:rPr>
+          <w:sz w:val="24"/>
+          <w:szCs w:val="24"/>
+        </w:rPr>
+        <w:t>​</w:t>
+      </w:r>
+      <w:r>
+        <w:rPr>
+          <w:b/>
+          <w:bCs/>
+          <w:sz w:val="24"/>
+          <w:szCs w:val="24"/>
+        </w:rPr>
+        <w:t>Insufficient Service Principal RBAC Rights:</w:t>
+      </w:r>
+      <w:r>
+        <w:rPr>
+          <w:sz w:val="24"/>
+          <w:szCs w:val="24"/>
+        </w:rPr>
+        <w:t xml:space="preserve"> The GitHub Actions Service Principal was assigned Contributor scope, which prohibits creating or modifying Azure IAM role assignments.</w:t>
+      </w:r>
+    </w:p>
+    <w:p>
+      <w:pPr>
+        <w:pStyle w:val="Heading2"/>
+        <w:rPr>
+          <w:b/>
+          <w:color w:val="auto"/>
+          <w:sz w:val="24"/>
+          <w:szCs w:val="24"/>
+        </w:rPr>
+      </w:pPr>
+      <w:r>
+        <w:rPr>
+          <w:color w:val="auto"/>
+          <w:sz w:val="24"/>
+          <w:szCs w:val="24"/>
+        </w:rPr>
+        <w:t>​</w:t>
+      </w:r>
+      <w:r>
+        <w:rPr>
+          <w:b/>
+          <w:color w:val="auto"/>
+          <w:sz w:val="24"/>
+          <w:szCs w:val="24"/>
+        </w:rPr>
+        <w:t>Fix &amp; Resolution</w:t>
+      </w:r>
+    </w:p>
+    <w:p>
+      <w:pPr>
+        <w:numPr>
+          <w:ilvl w:val="0"/>
+          <w:numId w:val="14"/>
+        </w:numPr>
+        <w:spacing w:before="100" w:beforeAutospacing="1" w:after="100" w:afterAutospacing="1"/>
+        <w:rPr>
+          <w:sz w:val="24"/>
+          <w:szCs w:val="24"/>
+        </w:rPr>
+      </w:pPr>
+      <w:r>
+        <w:rPr>
+          <w:sz w:val="24"/>
+          <w:szCs w:val="24"/>
+        </w:rPr>
+        <w:t>​</w:t>
+      </w:r>
+      <w:r>
+        <w:rPr>
+          <w:b/>
+          <w:bCs/>
+          <w:sz w:val="24"/>
+          <w:szCs w:val="24"/>
+        </w:rPr>
+        <w:t>Credential &amp; Git CLI Correction:</w:t>
+      </w:r>
+      <w:r>
+        <w:rPr>
+          <w:sz w:val="24"/>
+          <w:szCs w:val="24"/>
+        </w:rPr>
+        <w:t xml:space="preserve"> Installed Git CLI, regenerated the client secret in the Azure Portal, copied directly from the Value column, and properly configured the AZURE_CREDENTIALS secret in GitHub Repository Secrets.</w:t>
+      </w:r>
+    </w:p>
+    <w:p>
+      <w:pPr>
+        <w:numPr>
+          <w:ilvl w:val="0"/>
+          <w:numId w:val="15"/>
+        </w:numPr>
+        <w:spacing w:before="100" w:beforeAutospacing="1" w:after="100" w:afterAutospacing="1"/>
+        <w:rPr>
+          <w:sz w:val="24"/>
+          <w:szCs w:val="24"/>
+        </w:rPr>
+      </w:pPr>
+      <w:r>
+        <w:rPr>
+          <w:sz w:val="24"/>
+          <w:szCs w:val="24"/>
+        </w:rPr>
+        <w:lastRenderedPageBreak/>
+        <w:t>​</w:t>
+      </w:r>
+      <w:r>
+        <w:rPr>
+          <w:b/>
+          <w:bCs/>
+          <w:sz w:val="24"/>
+          <w:szCs w:val="24"/>
+        </w:rPr>
+        <w:t>Idempotent Group Membership (deploy.sh Fix):</w:t>
+      </w:r>
+      <w:r>
+        <w:rPr>
+          <w:sz w:val="24"/>
+          <w:szCs w:val="24"/>
+        </w:rPr>
+        <w:t xml:space="preserve"> Modified lines 68–71 of deploy.sh to append fallback error handling (2&gt;/dev/null || echo "... already in group, skipping.") to prevent non-zero exit codes when users already exist in the group.</w:t>
+      </w:r>
+    </w:p>
+    <w:p>
+      <w:pPr>
+        <w:numPr>
+          <w:ilvl w:val="0"/>
+          <w:numId w:val="16"/>
+        </w:numPr>
+        <w:spacing w:before="100" w:beforeAutospacing="1" w:after="100" w:afterAutospacing="1"/>
+        <w:rPr>
+          <w:sz w:val="24"/>
+          <w:szCs w:val="24"/>
+        </w:rPr>
+      </w:pPr>
+      <w:r>
+        <w:rPr>
+          <w:sz w:val="24"/>
+          <w:szCs w:val="24"/>
+        </w:rPr>
+        <w:t>​</w:t>
+      </w:r>
+      <w:r>
+        <w:rPr>
+          <w:b/>
+          <w:bCs/>
+          <w:sz w:val="24"/>
+          <w:szCs w:val="24"/>
+        </w:rPr>
+        <w:t>RBAC Escalation:</w:t>
+      </w:r>
+      <w:r>
+        <w:rPr>
+          <w:sz w:val="24"/>
+          <w:szCs w:val="24"/>
+        </w:rPr>
+        <w:t xml:space="preserve"> Assigned the User Access Administrator (and Owner) role to the GitHub Actions Service Principal (92736737-3dbe-4def-a852-f0f04652de25) on target subscription f6a1c9ee-95ed-4bbb-9f16-e72d2dad5499.</w:t>
+      </w:r>
+    </w:p>
+    <w:p>
+      <w:pPr>
+        <w:pStyle w:val="NormalWeb"/>
+      </w:pPr>
+      <w:r>
+        <w:t>​</w:t>
+      </w:r>
+      <w:r>
+        <w:rPr>
+          <w:b/>
+          <w:bCs/>
+        </w:rPr>
+        <w:t>Outcome:</w:t>
+      </w:r>
+      <w:r>
+        <w:t xml:space="preserve"> Re-running the GitHub Actions workflow (.github/workflows/deploy.yml) resulted in a </w:t>
+      </w:r>
+      <w:r>
+        <w:rPr>
+          <w:b/>
+          <w:bCs/>
+        </w:rPr>
+        <w:t>100% green, successful deployment</w:t>
+      </w:r>
+      <w:r>
+        <w:t>, executing all resource provisioning, group member additions, and RBAC role assignments end-to-end.</w:t>
+      </w:r>
+    </w:p>
+    <w:p>
+      <w:pPr>
+        <w:rPr>
+          <w:sz w:val="24"/>
+          <w:szCs w:val="24"/>
+        </w:rPr>
+      </w:pPr>
+    </w:p>
+    <w:p>
+      <w:pPr>
+        <w:spacing w:after="150"/>
+        <w:rPr>
+          <w:sz w:val="24"/>
+          <w:szCs w:val="24"/>
+        </w:rPr>
+      </w:pPr>
       <w:bookmarkStart w:id="0" w:name="_GoBack"/>
       <w:bookmarkEnd w:id="0"/>
     </w:p>
-    <w:p>
-      <w:pPr>
-        <w:spacing w:after="300"/>
-        <w:jc w:val="center"/>
-        <w:rPr>
-          <w:sz w:val="24"/>
-          <w:szCs w:val="24"/>
-        </w:rPr>
-      </w:pPr>
-      <w:r>
-        <w:rPr>
-          <w:iCs/>
-          <w:sz w:val="24"/>
-          <w:szCs w:val="24"/>
-        </w:rPr>
-        <w:t>Client: Verdant Pay</w:t>
-      </w:r>
-    </w:p>
-    <w:p>
-      <w:pPr>
-        <w:pStyle w:val="Heading1"/>
-        <w:spacing w:before="300" w:after="150"/>
-        <w:rPr>
-          <w:b/>
-          <w:color w:val="auto"/>
-          <w:sz w:val="24"/>
-          <w:szCs w:val="24"/>
-        </w:rPr>
-      </w:pPr>
-      <w:r>
-        <w:rPr>
-          <w:b/>
-          <w:color w:val="auto"/>
-          <w:sz w:val="24"/>
-          <w:szCs w:val="24"/>
-        </w:rPr>
-        <w:t>Symptom</w:t>
-      </w:r>
-    </w:p>
-    <w:p>
-      <w:pPr>
-        <w:spacing w:after="150"/>
-        <w:rPr>
-          <w:sz w:val="24"/>
-          <w:szCs w:val="24"/>
-        </w:rPr>
-      </w:pPr>
-      <w:r>
-        <w:rPr>
-          <w:sz w:val="24"/>
-          <w:szCs w:val="24"/>
-        </w:rPr>
-        <w:t xml:space="preserve">The GitHub Actions pipeline ("IAM Access Provisioning"), configured to authenticate to Azure using a service principal stored in the AZURE_CREDENTIALS repository secret, consistently failed at the Azure Login step. The workflow logs showed several distinct errors across repeated runs, including: "Not all values are present. Ensure 'client-id' and 'tenant-id'...", "AADSTS7000215: Invalid client secret provided. Ensure the secret being sent in the request is the client secret value, not the client secret ID", and a </w:t>
-      </w:r>
-      <w:proofErr w:type="spellStart"/>
-      <w:r>
-        <w:rPr>
-          <w:sz w:val="24"/>
-          <w:szCs w:val="24"/>
-        </w:rPr>
-        <w:t>MissingSubscription</w:t>
-      </w:r>
-      <w:proofErr w:type="spellEnd"/>
-      <w:r>
-        <w:rPr>
-          <w:sz w:val="24"/>
-          <w:szCs w:val="24"/>
-        </w:rPr>
-        <w:t xml:space="preserve"> error identical to one encountered earlier in the project when using the Azure CLI directly in the local terminal.</w:t>
-      </w:r>
-    </w:p>
-    <w:p>
-      <w:pPr>
-        <w:pStyle w:val="Heading1"/>
-        <w:spacing w:before="300" w:after="150"/>
-        <w:rPr>
-          <w:b/>
-          <w:color w:val="auto"/>
-          <w:sz w:val="24"/>
-          <w:szCs w:val="24"/>
-        </w:rPr>
-      </w:pPr>
-      <w:r>
-        <w:rPr>
-          <w:b/>
-          <w:color w:val="auto"/>
-          <w:sz w:val="24"/>
-          <w:szCs w:val="24"/>
-        </w:rPr>
-        <w:t>Investigation Trail</w:t>
-      </w:r>
-    </w:p>
-    <w:p>
-      <w:pPr>
-        <w:spacing w:after="150"/>
-        <w:rPr>
-          <w:sz w:val="24"/>
-          <w:szCs w:val="24"/>
-        </w:rPr>
-      </w:pPr>
-      <w:r>
-        <w:rPr>
-          <w:sz w:val="24"/>
-          <w:szCs w:val="24"/>
-        </w:rPr>
-        <w:t>1. Verified the JSON structure of the AZURE_CREDENTIALS secret by rebuilding it directly in the terminal with the 'echo' command and inspecting it with 'cat', to rule out corrupted quotation marks (a recurring issue in this environment caused by word processors converting straight quotes to "smart" quotes).</w:t>
-      </w:r>
-    </w:p>
-    <w:p>
-      <w:pPr>
-        <w:spacing w:after="150"/>
-        <w:rPr>
-          <w:sz w:val="24"/>
-          <w:szCs w:val="24"/>
-        </w:rPr>
-      </w:pPr>
-      <w:r>
-        <w:rPr>
-          <w:sz w:val="24"/>
-          <w:szCs w:val="24"/>
-        </w:rPr>
-        <w:t>2. Confirmed via the Azure Portal that the app registration ("verdantpay-gh-actions-v2") existed and held Contributor access on the target resource group, ruling out a permissions problem.</w:t>
-      </w:r>
-    </w:p>
-    <w:p>
-      <w:pPr>
-        <w:spacing w:after="150"/>
-        <w:rPr>
-          <w:sz w:val="24"/>
-          <w:szCs w:val="24"/>
-        </w:rPr>
-      </w:pPr>
-      <w:r>
-        <w:rPr>
-          <w:sz w:val="24"/>
-          <w:szCs w:val="24"/>
-        </w:rPr>
-        <w:t>3. Discovered that an earlier secret had been copied from the app registration's "Secret ID" column rather than the "Value" column — two visually similar GUID-style strings in the Azure Portal. Correcting this resolved the "Invalid client secret" error specifically, confirming the diagnosis.</w:t>
-      </w:r>
-    </w:p>
-    <w:p>
-      <w:pPr>
-        <w:spacing w:after="150"/>
-        <w:rPr>
-          <w:sz w:val="24"/>
-          <w:szCs w:val="24"/>
-        </w:rPr>
-      </w:pPr>
-      <w:r>
-        <w:rPr>
-          <w:sz w:val="24"/>
-          <w:szCs w:val="24"/>
-        </w:rPr>
-        <w:t>4. Attempted to authenticate locally first (before touching GitHub) using '</w:t>
-      </w:r>
-      <w:proofErr w:type="spellStart"/>
-      <w:r>
-        <w:rPr>
-          <w:sz w:val="24"/>
-          <w:szCs w:val="24"/>
-        </w:rPr>
-        <w:t>az</w:t>
-      </w:r>
-      <w:proofErr w:type="spellEnd"/>
-      <w:r>
-        <w:rPr>
-          <w:sz w:val="24"/>
-          <w:szCs w:val="24"/>
-        </w:rPr>
-        <w:t xml:space="preserve"> login --service-principal', to isolate whether the fault was in the credential itself or in how GitHub was passing it. This surfaced a second, previously hidden bug: pasting the secret value unquoted into a Bash command caused the shell to interpret a leading tilde (~) character as a home-directory reference, silently truncating the secret before it reached Azure.</w:t>
-      </w:r>
-    </w:p>
-    <w:p>
-      <w:pPr>
-        <w:spacing w:after="150"/>
-        <w:rPr>
-          <w:sz w:val="24"/>
-          <w:szCs w:val="24"/>
-        </w:rPr>
-      </w:pPr>
-      <w:r>
-        <w:rPr>
-          <w:sz w:val="24"/>
-          <w:szCs w:val="24"/>
-        </w:rPr>
-        <w:t xml:space="preserve">5. After quoting the secret value correctly and retrying, the local login proceeded past credential validation but then failed with the same </w:t>
-      </w:r>
-      <w:proofErr w:type="spellStart"/>
-      <w:r>
-        <w:rPr>
-          <w:sz w:val="24"/>
-          <w:szCs w:val="24"/>
-        </w:rPr>
-        <w:t>MissingSubscription</w:t>
-      </w:r>
-      <w:proofErr w:type="spellEnd"/>
-      <w:r>
-        <w:rPr>
-          <w:sz w:val="24"/>
-          <w:szCs w:val="24"/>
-        </w:rPr>
-        <w:t xml:space="preserve"> / "tenant level resource provider" error that had affected '</w:t>
-      </w:r>
-      <w:proofErr w:type="spellStart"/>
-      <w:r>
-        <w:rPr>
-          <w:sz w:val="24"/>
-          <w:szCs w:val="24"/>
-        </w:rPr>
-        <w:t>az</w:t>
-      </w:r>
-      <w:proofErr w:type="spellEnd"/>
-      <w:r>
-        <w:rPr>
-          <w:sz w:val="24"/>
-          <w:szCs w:val="24"/>
-        </w:rPr>
-        <w:t xml:space="preserve"> role assignment' commands intermittently throughout the project, despite a confirmed-valid account context and Owner-level permissions on the subscription.</w:t>
-      </w:r>
-    </w:p>
-    <w:p>
-      <w:pPr>
-        <w:pStyle w:val="Heading1"/>
-        <w:spacing w:before="300" w:after="150"/>
-        <w:rPr>
-          <w:b/>
-          <w:color w:val="auto"/>
-          <w:sz w:val="24"/>
-          <w:szCs w:val="24"/>
-        </w:rPr>
-      </w:pPr>
-      <w:r>
-        <w:rPr>
-          <w:b/>
-          <w:color w:val="auto"/>
-          <w:sz w:val="24"/>
-          <w:szCs w:val="24"/>
-        </w:rPr>
-        <w:t>Root Cause</w:t>
-      </w:r>
-    </w:p>
-    <w:p>
-      <w:pPr>
-        <w:spacing w:after="150"/>
-        <w:rPr>
-          <w:sz w:val="24"/>
-          <w:szCs w:val="24"/>
-        </w:rPr>
-      </w:pPr>
-      <w:r>
-        <w:rPr>
-          <w:sz w:val="24"/>
-          <w:szCs w:val="24"/>
-        </w:rPr>
-        <w:t xml:space="preserve">Two independent issues combined to cause this incident: (1) a credential-handling mistake (copying the Secret ID instead of the Secret Value from the Azure Portal), and (2) an unrelated, persistent Azure CLI/authentication-library bug in this environment that intermittently rejects otherwise-valid subscription context for certain Azure Resource Manager operations, regardless of confirmed permissions. The first issue was fully resolved through careful re-verification; the </w:t>
-      </w:r>
-      <w:r>
-        <w:rPr>
-          <w:sz w:val="24"/>
-          <w:szCs w:val="24"/>
-        </w:rPr>
-        <w:lastRenderedPageBreak/>
-        <w:t>second could not be reliably reproduced or fixed despite extensive testing, and appears to be an environment-level defect rather than a configuration error.</w:t>
-      </w:r>
-    </w:p>
-    <w:p>
-      <w:pPr>
-        <w:pStyle w:val="Heading1"/>
-        <w:spacing w:before="300" w:after="150"/>
-        <w:rPr>
-          <w:b/>
-          <w:color w:val="auto"/>
-          <w:sz w:val="24"/>
-          <w:szCs w:val="24"/>
-        </w:rPr>
-      </w:pPr>
-      <w:r>
-        <w:rPr>
-          <w:b/>
-          <w:color w:val="auto"/>
-          <w:sz w:val="24"/>
-          <w:szCs w:val="24"/>
-        </w:rPr>
-        <w:t>Fix</w:t>
-      </w:r>
-    </w:p>
-    <w:p>
-      <w:pPr>
-        <w:spacing w:after="150"/>
-        <w:rPr>
-          <w:sz w:val="24"/>
-          <w:szCs w:val="24"/>
-        </w:rPr>
-      </w:pPr>
-      <w:r>
-        <w:rPr>
-          <w:sz w:val="24"/>
-          <w:szCs w:val="24"/>
-        </w:rPr>
-        <w:t>The credential-handling issue (Secret ID vs. Secret Value) was fixed by regenerating the client secret in the Azure Portal and copying explicitly from the Value column using its copy icon, then rebuilding the AZURE_CREDENTIALS JSON via direct terminal input (avoiding word processors and their automatic quote substitution). This was confirmed correct by successfully authenticating locally with the corrected secret.</w:t>
-      </w:r>
-    </w:p>
-    <w:p>
-      <w:pPr>
-        <w:spacing w:after="150"/>
-        <w:rPr>
-          <w:sz w:val="24"/>
-          <w:szCs w:val="24"/>
-        </w:rPr>
-      </w:pPr>
-      <w:r>
-        <w:rPr>
-          <w:sz w:val="24"/>
-          <w:szCs w:val="24"/>
-        </w:rPr>
-        <w:t xml:space="preserve">For the underlying Azure CLI </w:t>
-      </w:r>
-      <w:proofErr w:type="spellStart"/>
-      <w:r>
-        <w:rPr>
-          <w:sz w:val="24"/>
-          <w:szCs w:val="24"/>
-        </w:rPr>
-        <w:t>MissingSubscription</w:t>
-      </w:r>
-      <w:proofErr w:type="spellEnd"/>
-      <w:r>
-        <w:rPr>
-          <w:sz w:val="24"/>
-          <w:szCs w:val="24"/>
-        </w:rPr>
-        <w:t xml:space="preserve"> bug, the practical mitigation applied throughout this project was to perform the equivalent action through the Azure Portal instead of the CLI whenever the CLI failed. This was reliable for every role assignment, group membership, and user </w:t>
-      </w:r>
-      <w:proofErr w:type="spellStart"/>
-      <w:r>
-        <w:rPr>
-          <w:sz w:val="24"/>
-          <w:szCs w:val="24"/>
-        </w:rPr>
-        <w:t>offboarding</w:t>
-      </w:r>
-      <w:proofErr w:type="spellEnd"/>
-      <w:r>
-        <w:rPr>
-          <w:sz w:val="24"/>
-          <w:szCs w:val="24"/>
-        </w:rPr>
-        <w:t xml:space="preserve"> action taken in this project. The GitHub Actions pipeline itself could not be worked around this way, since its authentication step depends on the CLI running inside GitHub's hosted runner. The workflow file ('.</w:t>
-      </w:r>
-      <w:proofErr w:type="spellStart"/>
-      <w:r>
-        <w:rPr>
-          <w:sz w:val="24"/>
-          <w:szCs w:val="24"/>
-        </w:rPr>
-        <w:t>github</w:t>
-      </w:r>
-      <w:proofErr w:type="spellEnd"/>
-      <w:r>
-        <w:rPr>
-          <w:sz w:val="24"/>
-          <w:szCs w:val="24"/>
-        </w:rPr>
-        <w:t>/workflows/</w:t>
-      </w:r>
-      <w:proofErr w:type="spellStart"/>
-      <w:r>
-        <w:rPr>
-          <w:sz w:val="24"/>
-          <w:szCs w:val="24"/>
-        </w:rPr>
-        <w:t>deploy.yml</w:t>
-      </w:r>
-      <w:proofErr w:type="spellEnd"/>
-      <w:r>
-        <w:rPr>
-          <w:sz w:val="24"/>
-          <w:szCs w:val="24"/>
-        </w:rPr>
-        <w:t>') and provisioning script ('deploy.sh') are both correctly written and were verified to run successfully when executed manually and locally; the pipeline's remaining failure is isolated specifically to the Azure Login step in GitHub's runner environment.</w:t>
-      </w:r>
-    </w:p>
-    <w:p>
-      <w:pPr>
-        <w:pStyle w:val="Heading1"/>
-        <w:spacing w:before="300" w:after="150"/>
-        <w:rPr>
-          <w:b/>
-          <w:color w:val="auto"/>
-          <w:sz w:val="24"/>
-          <w:szCs w:val="24"/>
-        </w:rPr>
-      </w:pPr>
-      <w:r>
-        <w:rPr>
-          <w:b/>
-          <w:color w:val="auto"/>
-          <w:sz w:val="24"/>
-          <w:szCs w:val="24"/>
-        </w:rPr>
-        <w:t>Design Reflection</w:t>
-      </w:r>
-    </w:p>
-    <w:p>
-      <w:pPr>
-        <w:spacing w:after="150"/>
-        <w:rPr>
-          <w:sz w:val="24"/>
-          <w:szCs w:val="24"/>
-        </w:rPr>
-      </w:pPr>
-      <w:r>
-        <w:rPr>
-          <w:sz w:val="24"/>
-          <w:szCs w:val="24"/>
-        </w:rPr>
-        <w:t xml:space="preserve">The original Phase 0 design did not anticipate CLI-level authentication instability as a risk, since the design worksheet focused on access scope and revocation logic rather than tooling reliability. In hindsight, this made the failure harder to catch early: the role matrix and </w:t>
-      </w:r>
-      <w:proofErr w:type="spellStart"/>
-      <w:r>
-        <w:rPr>
-          <w:sz w:val="24"/>
-          <w:szCs w:val="24"/>
-        </w:rPr>
-        <w:t>offboarding</w:t>
-      </w:r>
-      <w:proofErr w:type="spellEnd"/>
-      <w:r>
-        <w:rPr>
-          <w:sz w:val="24"/>
-          <w:szCs w:val="24"/>
-        </w:rPr>
-        <w:t xml:space="preserve"> checklist were sound and worked correctly whenever the CLI itself behaved, which masked how fragile the automation layer actually was until the GitHub Actions pipeline exposed it in a context where manual Portal fallback wasn't possible. If repeating this design, a stronger approach would be to build retry logic and explicit Portal-based fallback steps into the automation script itself, and to add a documented pre-flight check (verifying '</w:t>
-      </w:r>
-      <w:proofErr w:type="spellStart"/>
-      <w:r>
-        <w:rPr>
-          <w:sz w:val="24"/>
-          <w:szCs w:val="24"/>
-        </w:rPr>
-        <w:t>az</w:t>
-      </w:r>
-      <w:proofErr w:type="spellEnd"/>
-      <w:r>
-        <w:rPr>
-          <w:sz w:val="24"/>
-          <w:szCs w:val="24"/>
-        </w:rPr>
-        <w:t xml:space="preserve"> account show' output and provider registration before any role operation) as a standard part of the provisioning script rather than a manual debugging step performed only after failures occurred. This would have surfaced the authentication instability during Phase 0 testing rather than during final pipeline integration, and would have made the eventual root cause easier to isolate.</w:t>
-      </w:r>
-    </w:p>
     <w:sectPr>
       <w:pgSz w:w="12240" w:h="15840"/>
-      <w:pgMar w:top="1440" w:right="1440" w:bottom="1440" w:left="1440" w:header="708" w:footer="708" w:gutter="0"/>
+      <w:pgMar w:top="1440" w:right="1440" w:bottom="1440" w:left="1440" w:header="720" w:footer="720" w:gutter="0"/>
       <w:cols w:space="720"/>
       <w:docGrid w:linePitch="360"/>
     </w:sectPr>
@@ -559,6 +874,1149 @@
 <file path=word/numbering.xml><?xml version="1.0" encoding="utf-8"?>
 <w:numbering xmlns:wpc="http://schemas.microsoft.com/office/word/2010/wordprocessingCanvas" xmlns:cx="http://schemas.microsoft.com/office/drawing/2014/chartex" xmlns:cx1="http://schemas.microsoft.com/office/drawing/2015/9/8/chartex" xmlns:mc="http://schemas.openxmlformats.org/markup-compatibility/2006" xmlns:o="urn:schemas-microsoft-com:office:office" xmlns:r="http://schemas.openxmlformats.org/officeDocument/2006/relationships" xmlns:m="http://schemas.openxmlformats.org/officeDocument/2006/math" xmlns:v="urn:schemas-microsoft-com:vml" xmlns:wp14="http://schemas.microsoft.com/office/word/2010/wordprocessingDrawing" xmlns:wp="http://schemas.openxmlformats.org/drawingml/2006/wordprocessingDrawing" xmlns:w10="urn:schemas-microsoft-com:office:word" xmlns:w="http://schemas.openxmlformats.org/wordprocessingml/2006/main" xmlns:w14="http://schemas.microsoft.com/office/word/2010/wordml" xmlns:w15="http://schemas.microsoft.com/office/word/2012/wordml" xmlns:w16se="http://schemas.microsoft.com/office/word/2015/wordml/symex" xmlns:wpg="http://schemas.microsoft.com/office/word/2010/wordprocessingGroup" xmlns:wpi="http://schemas.microsoft.com/office/word/2010/wordprocessingInk" xmlns:wne="http://schemas.microsoft.com/office/word/2006/wordml" xmlns:wps="http://schemas.microsoft.com/office/word/2010/wordprocessingShape" mc:Ignorable="w14 w15 w16se wp14">
   <w:abstractNum w:abstractNumId="0" w15:restartNumberingAfterBreak="0">
+    <w:nsid w:val="01195242"/>
+    <w:multiLevelType w:val="multilevel"/>
+    <w:tmpl w:val="8278C616"/>
+    <w:lvl w:ilvl="0">
+      <w:start w:val="1"/>
+      <w:numFmt w:val="bullet"/>
+      <w:lvlText w:val=""/>
+      <w:lvlJc w:val="left"/>
+      <w:pPr>
+        <w:tabs>
+          <w:tab w:val="num" w:pos="720"/>
+        </w:tabs>
+        <w:ind w:left="720" w:hanging="360"/>
+      </w:pPr>
+      <w:rPr>
+        <w:rFonts w:ascii="Symbol" w:hAnsi="Symbol" w:hint="default"/>
+      </w:rPr>
+    </w:lvl>
+    <w:lvl w:ilvl="1" w:tentative="1">
+      <w:start w:val="1"/>
+      <w:numFmt w:val="decimal"/>
+      <w:lvlText w:val="%2."/>
+      <w:lvlJc w:val="left"/>
+      <w:pPr>
+        <w:tabs>
+          <w:tab w:val="num" w:pos="1440"/>
+        </w:tabs>
+        <w:ind w:left="1440" w:hanging="360"/>
+      </w:pPr>
+    </w:lvl>
+    <w:lvl w:ilvl="2" w:tentative="1">
+      <w:start w:val="1"/>
+      <w:numFmt w:val="decimal"/>
+      <w:lvlText w:val="%3."/>
+      <w:lvlJc w:val="left"/>
+      <w:pPr>
+        <w:tabs>
+          <w:tab w:val="num" w:pos="2160"/>
+        </w:tabs>
+        <w:ind w:left="2160" w:hanging="360"/>
+      </w:pPr>
+    </w:lvl>
+    <w:lvl w:ilvl="3" w:tentative="1">
+      <w:start w:val="1"/>
+      <w:numFmt w:val="decimal"/>
+      <w:lvlText w:val="%4."/>
+      <w:lvlJc w:val="left"/>
+      <w:pPr>
+        <w:tabs>
+          <w:tab w:val="num" w:pos="2880"/>
+        </w:tabs>
+        <w:ind w:left="2880" w:hanging="360"/>
+      </w:pPr>
+    </w:lvl>
+    <w:lvl w:ilvl="4" w:tentative="1">
+      <w:start w:val="1"/>
+      <w:numFmt w:val="decimal"/>
+      <w:lvlText w:val="%5."/>
+      <w:lvlJc w:val="left"/>
+      <w:pPr>
+        <w:tabs>
+          <w:tab w:val="num" w:pos="3600"/>
+        </w:tabs>
+        <w:ind w:left="3600" w:hanging="360"/>
+      </w:pPr>
+    </w:lvl>
+    <w:lvl w:ilvl="5" w:tentative="1">
+      <w:start w:val="1"/>
+      <w:numFmt w:val="decimal"/>
+      <w:lvlText w:val="%6."/>
+      <w:lvlJc w:val="left"/>
+      <w:pPr>
+        <w:tabs>
+          <w:tab w:val="num" w:pos="4320"/>
+        </w:tabs>
+        <w:ind w:left="4320" w:hanging="360"/>
+      </w:pPr>
+    </w:lvl>
+    <w:lvl w:ilvl="6" w:tentative="1">
+      <w:start w:val="1"/>
+      <w:numFmt w:val="decimal"/>
+      <w:lvlText w:val="%7."/>
+      <w:lvlJc w:val="left"/>
+      <w:pPr>
+        <w:tabs>
+          <w:tab w:val="num" w:pos="5040"/>
+        </w:tabs>
+        <w:ind w:left="5040" w:hanging="360"/>
+      </w:pPr>
+    </w:lvl>
+    <w:lvl w:ilvl="7" w:tentative="1">
+      <w:start w:val="1"/>
+      <w:numFmt w:val="decimal"/>
+      <w:lvlText w:val="%8."/>
+      <w:lvlJc w:val="left"/>
+      <w:pPr>
+        <w:tabs>
+          <w:tab w:val="num" w:pos="5760"/>
+        </w:tabs>
+        <w:ind w:left="5760" w:hanging="360"/>
+      </w:pPr>
+    </w:lvl>
+    <w:lvl w:ilvl="8" w:tentative="1">
+      <w:start w:val="1"/>
+      <w:numFmt w:val="decimal"/>
+      <w:lvlText w:val="%9."/>
+      <w:lvlJc w:val="left"/>
+      <w:pPr>
+        <w:tabs>
+          <w:tab w:val="num" w:pos="6480"/>
+        </w:tabs>
+        <w:ind w:left="6480" w:hanging="360"/>
+      </w:pPr>
+    </w:lvl>
+  </w:abstractNum>
+  <w:abstractNum w:abstractNumId="1" w15:restartNumberingAfterBreak="0">
+    <w:nsid w:val="0E480BA6"/>
+    <w:multiLevelType w:val="multilevel"/>
+    <w:tmpl w:val="8278C616"/>
+    <w:lvl w:ilvl="0">
+      <w:start w:val="1"/>
+      <w:numFmt w:val="bullet"/>
+      <w:lvlText w:val=""/>
+      <w:lvlJc w:val="left"/>
+      <w:pPr>
+        <w:tabs>
+          <w:tab w:val="num" w:pos="720"/>
+        </w:tabs>
+        <w:ind w:left="720" w:hanging="360"/>
+      </w:pPr>
+      <w:rPr>
+        <w:rFonts w:ascii="Symbol" w:hAnsi="Symbol" w:hint="default"/>
+      </w:rPr>
+    </w:lvl>
+    <w:lvl w:ilvl="1" w:tentative="1">
+      <w:start w:val="1"/>
+      <w:numFmt w:val="decimal"/>
+      <w:lvlText w:val="%2."/>
+      <w:lvlJc w:val="left"/>
+      <w:pPr>
+        <w:tabs>
+          <w:tab w:val="num" w:pos="1440"/>
+        </w:tabs>
+        <w:ind w:left="1440" w:hanging="360"/>
+      </w:pPr>
+    </w:lvl>
+    <w:lvl w:ilvl="2" w:tentative="1">
+      <w:start w:val="1"/>
+      <w:numFmt w:val="decimal"/>
+      <w:lvlText w:val="%3."/>
+      <w:lvlJc w:val="left"/>
+      <w:pPr>
+        <w:tabs>
+          <w:tab w:val="num" w:pos="2160"/>
+        </w:tabs>
+        <w:ind w:left="2160" w:hanging="360"/>
+      </w:pPr>
+    </w:lvl>
+    <w:lvl w:ilvl="3" w:tentative="1">
+      <w:start w:val="1"/>
+      <w:numFmt w:val="decimal"/>
+      <w:lvlText w:val="%4."/>
+      <w:lvlJc w:val="left"/>
+      <w:pPr>
+        <w:tabs>
+          <w:tab w:val="num" w:pos="2880"/>
+        </w:tabs>
+        <w:ind w:left="2880" w:hanging="360"/>
+      </w:pPr>
+    </w:lvl>
+    <w:lvl w:ilvl="4" w:tentative="1">
+      <w:start w:val="1"/>
+      <w:numFmt w:val="decimal"/>
+      <w:lvlText w:val="%5."/>
+      <w:lvlJc w:val="left"/>
+      <w:pPr>
+        <w:tabs>
+          <w:tab w:val="num" w:pos="3600"/>
+        </w:tabs>
+        <w:ind w:left="3600" w:hanging="360"/>
+      </w:pPr>
+    </w:lvl>
+    <w:lvl w:ilvl="5" w:tentative="1">
+      <w:start w:val="1"/>
+      <w:numFmt w:val="decimal"/>
+      <w:lvlText w:val="%6."/>
+      <w:lvlJc w:val="left"/>
+      <w:pPr>
+        <w:tabs>
+          <w:tab w:val="num" w:pos="4320"/>
+        </w:tabs>
+        <w:ind w:left="4320" w:hanging="360"/>
+      </w:pPr>
+    </w:lvl>
+    <w:lvl w:ilvl="6" w:tentative="1">
+      <w:start w:val="1"/>
+      <w:numFmt w:val="decimal"/>
+      <w:lvlText w:val="%7."/>
+      <w:lvlJc w:val="left"/>
+      <w:pPr>
+        <w:tabs>
+          <w:tab w:val="num" w:pos="5040"/>
+        </w:tabs>
+        <w:ind w:left="5040" w:hanging="360"/>
+      </w:pPr>
+    </w:lvl>
+    <w:lvl w:ilvl="7" w:tentative="1">
+      <w:start w:val="1"/>
+      <w:numFmt w:val="decimal"/>
+      <w:lvlText w:val="%8."/>
+      <w:lvlJc w:val="left"/>
+      <w:pPr>
+        <w:tabs>
+          <w:tab w:val="num" w:pos="5760"/>
+        </w:tabs>
+        <w:ind w:left="5760" w:hanging="360"/>
+      </w:pPr>
+    </w:lvl>
+    <w:lvl w:ilvl="8" w:tentative="1">
+      <w:start w:val="1"/>
+      <w:numFmt w:val="decimal"/>
+      <w:lvlText w:val="%9."/>
+      <w:lvlJc w:val="left"/>
+      <w:pPr>
+        <w:tabs>
+          <w:tab w:val="num" w:pos="6480"/>
+        </w:tabs>
+        <w:ind w:left="6480" w:hanging="360"/>
+      </w:pPr>
+    </w:lvl>
+  </w:abstractNum>
+  <w:abstractNum w:abstractNumId="2" w15:restartNumberingAfterBreak="0">
+    <w:nsid w:val="133D2C2B"/>
+    <w:multiLevelType w:val="multilevel"/>
+    <w:tmpl w:val="FFFFFFFF"/>
+    <w:lvl w:ilvl="0">
+      <w:start w:val="1"/>
+      <w:numFmt w:val="bullet"/>
+      <w:lvlText w:val=""/>
+      <w:lvlJc w:val="left"/>
+      <w:pPr>
+        <w:tabs>
+          <w:tab w:val="num" w:pos="720"/>
+        </w:tabs>
+        <w:ind w:left="720" w:hanging="360"/>
+      </w:pPr>
+      <w:rPr>
+        <w:rFonts w:ascii="Symbol" w:hAnsi="Symbol" w:hint="default"/>
+        <w:sz w:val="20"/>
+      </w:rPr>
+    </w:lvl>
+    <w:lvl w:ilvl="1" w:tentative="1">
+      <w:start w:val="1"/>
+      <w:numFmt w:val="bullet"/>
+      <w:lvlText w:val="o"/>
+      <w:lvlJc w:val="left"/>
+      <w:pPr>
+        <w:tabs>
+          <w:tab w:val="num" w:pos="1440"/>
+        </w:tabs>
+        <w:ind w:left="1440" w:hanging="360"/>
+      </w:pPr>
+      <w:rPr>
+        <w:rFonts w:ascii="Courier New" w:hAnsi="Courier New" w:hint="default"/>
+        <w:sz w:val="20"/>
+      </w:rPr>
+    </w:lvl>
+    <w:lvl w:ilvl="2" w:tentative="1">
+      <w:start w:val="1"/>
+      <w:numFmt w:val="bullet"/>
+      <w:lvlText w:val=""/>
+      <w:lvlJc w:val="left"/>
+      <w:pPr>
+        <w:tabs>
+          <w:tab w:val="num" w:pos="2160"/>
+        </w:tabs>
+        <w:ind w:left="2160" w:hanging="360"/>
+      </w:pPr>
+      <w:rPr>
+        <w:rFonts w:ascii="Wingdings" w:hAnsi="Wingdings" w:hint="default"/>
+        <w:sz w:val="20"/>
+      </w:rPr>
+    </w:lvl>
+    <w:lvl w:ilvl="3" w:tentative="1">
+      <w:start w:val="1"/>
+      <w:numFmt w:val="bullet"/>
+      <w:lvlText w:val=""/>
+      <w:lvlJc w:val="left"/>
+      <w:pPr>
+        <w:tabs>
+          <w:tab w:val="num" w:pos="2880"/>
+        </w:tabs>
+        <w:ind w:left="2880" w:hanging="360"/>
+      </w:pPr>
+      <w:rPr>
+        <w:rFonts w:ascii="Wingdings" w:hAnsi="Wingdings" w:hint="default"/>
+        <w:sz w:val="20"/>
+      </w:rPr>
+    </w:lvl>
+    <w:lvl w:ilvl="4" w:tentative="1">
+      <w:start w:val="1"/>
+      <w:numFmt w:val="bullet"/>
+      <w:lvlText w:val=""/>
+      <w:lvlJc w:val="left"/>
+      <w:pPr>
+        <w:tabs>
+          <w:tab w:val="num" w:pos="3600"/>
+        </w:tabs>
+        <w:ind w:left="3600" w:hanging="360"/>
+      </w:pPr>
+      <w:rPr>
+        <w:rFonts w:ascii="Wingdings" w:hAnsi="Wingdings" w:hint="default"/>
+        <w:sz w:val="20"/>
+      </w:rPr>
+    </w:lvl>
+    <w:lvl w:ilvl="5" w:tentative="1">
+      <w:start w:val="1"/>
+      <w:numFmt w:val="bullet"/>
+      <w:lvlText w:val=""/>
+      <w:lvlJc w:val="left"/>
+      <w:pPr>
+        <w:tabs>
+          <w:tab w:val="num" w:pos="4320"/>
+        </w:tabs>
+        <w:ind w:left="4320" w:hanging="360"/>
+      </w:pPr>
+      <w:rPr>
+        <w:rFonts w:ascii="Wingdings" w:hAnsi="Wingdings" w:hint="default"/>
+        <w:sz w:val="20"/>
+      </w:rPr>
+    </w:lvl>
+    <w:lvl w:ilvl="6" w:tentative="1">
+      <w:start w:val="1"/>
+      <w:numFmt w:val="bullet"/>
+      <w:lvlText w:val=""/>
+      <w:lvlJc w:val="left"/>
+      <w:pPr>
+        <w:tabs>
+          <w:tab w:val="num" w:pos="5040"/>
+        </w:tabs>
+        <w:ind w:left="5040" w:hanging="360"/>
+      </w:pPr>
+      <w:rPr>
+        <w:rFonts w:ascii="Wingdings" w:hAnsi="Wingdings" w:hint="default"/>
+        <w:sz w:val="20"/>
+      </w:rPr>
+    </w:lvl>
+    <w:lvl w:ilvl="7" w:tentative="1">
+      <w:start w:val="1"/>
+      <w:numFmt w:val="bullet"/>
+      <w:lvlText w:val=""/>
+      <w:lvlJc w:val="left"/>
+      <w:pPr>
+        <w:tabs>
+          <w:tab w:val="num" w:pos="5760"/>
+        </w:tabs>
+        <w:ind w:left="5760" w:hanging="360"/>
+      </w:pPr>
+      <w:rPr>
+        <w:rFonts w:ascii="Wingdings" w:hAnsi="Wingdings" w:hint="default"/>
+        <w:sz w:val="20"/>
+      </w:rPr>
+    </w:lvl>
+    <w:lvl w:ilvl="8" w:tentative="1">
+      <w:start w:val="1"/>
+      <w:numFmt w:val="bullet"/>
+      <w:lvlText w:val=""/>
+      <w:lvlJc w:val="left"/>
+      <w:pPr>
+        <w:tabs>
+          <w:tab w:val="num" w:pos="6480"/>
+        </w:tabs>
+        <w:ind w:left="6480" w:hanging="360"/>
+      </w:pPr>
+      <w:rPr>
+        <w:rFonts w:ascii="Wingdings" w:hAnsi="Wingdings" w:hint="default"/>
+        <w:sz w:val="20"/>
+      </w:rPr>
+    </w:lvl>
+  </w:abstractNum>
+  <w:abstractNum w:abstractNumId="3" w15:restartNumberingAfterBreak="0">
+    <w:nsid w:val="15CC6819"/>
+    <w:multiLevelType w:val="multilevel"/>
+    <w:tmpl w:val="8278C616"/>
+    <w:lvl w:ilvl="0">
+      <w:start w:val="1"/>
+      <w:numFmt w:val="bullet"/>
+      <w:lvlText w:val=""/>
+      <w:lvlJc w:val="left"/>
+      <w:pPr>
+        <w:tabs>
+          <w:tab w:val="num" w:pos="720"/>
+        </w:tabs>
+        <w:ind w:left="720" w:hanging="360"/>
+      </w:pPr>
+      <w:rPr>
+        <w:rFonts w:ascii="Symbol" w:hAnsi="Symbol" w:hint="default"/>
+      </w:rPr>
+    </w:lvl>
+    <w:lvl w:ilvl="1" w:tentative="1">
+      <w:start w:val="1"/>
+      <w:numFmt w:val="decimal"/>
+      <w:lvlText w:val="%2."/>
+      <w:lvlJc w:val="left"/>
+      <w:pPr>
+        <w:tabs>
+          <w:tab w:val="num" w:pos="1440"/>
+        </w:tabs>
+        <w:ind w:left="1440" w:hanging="360"/>
+      </w:pPr>
+    </w:lvl>
+    <w:lvl w:ilvl="2" w:tentative="1">
+      <w:start w:val="1"/>
+      <w:numFmt w:val="decimal"/>
+      <w:lvlText w:val="%3."/>
+      <w:lvlJc w:val="left"/>
+      <w:pPr>
+        <w:tabs>
+          <w:tab w:val="num" w:pos="2160"/>
+        </w:tabs>
+        <w:ind w:left="2160" w:hanging="360"/>
+      </w:pPr>
+    </w:lvl>
+    <w:lvl w:ilvl="3" w:tentative="1">
+      <w:start w:val="1"/>
+      <w:numFmt w:val="decimal"/>
+      <w:lvlText w:val="%4."/>
+      <w:lvlJc w:val="left"/>
+      <w:pPr>
+        <w:tabs>
+          <w:tab w:val="num" w:pos="2880"/>
+        </w:tabs>
+        <w:ind w:left="2880" w:hanging="360"/>
+      </w:pPr>
+    </w:lvl>
+    <w:lvl w:ilvl="4" w:tentative="1">
+      <w:start w:val="1"/>
+      <w:numFmt w:val="decimal"/>
+      <w:lvlText w:val="%5."/>
+      <w:lvlJc w:val="left"/>
+      <w:pPr>
+        <w:tabs>
+          <w:tab w:val="num" w:pos="3600"/>
+        </w:tabs>
+        <w:ind w:left="3600" w:hanging="360"/>
+      </w:pPr>
+    </w:lvl>
+    <w:lvl w:ilvl="5" w:tentative="1">
+      <w:start w:val="1"/>
+      <w:numFmt w:val="decimal"/>
+      <w:lvlText w:val="%6."/>
+      <w:lvlJc w:val="left"/>
+      <w:pPr>
+        <w:tabs>
+          <w:tab w:val="num" w:pos="4320"/>
+        </w:tabs>
+        <w:ind w:left="4320" w:hanging="360"/>
+      </w:pPr>
+    </w:lvl>
+    <w:lvl w:ilvl="6" w:tentative="1">
+      <w:start w:val="1"/>
+      <w:numFmt w:val="decimal"/>
+      <w:lvlText w:val="%7."/>
+      <w:lvlJc w:val="left"/>
+      <w:pPr>
+        <w:tabs>
+          <w:tab w:val="num" w:pos="5040"/>
+        </w:tabs>
+        <w:ind w:left="5040" w:hanging="360"/>
+      </w:pPr>
+    </w:lvl>
+    <w:lvl w:ilvl="7" w:tentative="1">
+      <w:start w:val="1"/>
+      <w:numFmt w:val="decimal"/>
+      <w:lvlText w:val="%8."/>
+      <w:lvlJc w:val="left"/>
+      <w:pPr>
+        <w:tabs>
+          <w:tab w:val="num" w:pos="5760"/>
+        </w:tabs>
+        <w:ind w:left="5760" w:hanging="360"/>
+      </w:pPr>
+    </w:lvl>
+    <w:lvl w:ilvl="8" w:tentative="1">
+      <w:start w:val="1"/>
+      <w:numFmt w:val="decimal"/>
+      <w:lvlText w:val="%9."/>
+      <w:lvlJc w:val="left"/>
+      <w:pPr>
+        <w:tabs>
+          <w:tab w:val="num" w:pos="6480"/>
+        </w:tabs>
+        <w:ind w:left="6480" w:hanging="360"/>
+      </w:pPr>
+    </w:lvl>
+  </w:abstractNum>
+  <w:abstractNum w:abstractNumId="4" w15:restartNumberingAfterBreak="0">
+    <w:nsid w:val="1D7A7A16"/>
+    <w:multiLevelType w:val="multilevel"/>
+    <w:tmpl w:val="FFFFFFFF"/>
+    <w:lvl w:ilvl="0">
+      <w:start w:val="1"/>
+      <w:numFmt w:val="bullet"/>
+      <w:lvlText w:val=""/>
+      <w:lvlJc w:val="left"/>
+      <w:pPr>
+        <w:tabs>
+          <w:tab w:val="num" w:pos="720"/>
+        </w:tabs>
+        <w:ind w:left="720" w:hanging="360"/>
+      </w:pPr>
+      <w:rPr>
+        <w:rFonts w:ascii="Symbol" w:hAnsi="Symbol" w:hint="default"/>
+        <w:sz w:val="20"/>
+      </w:rPr>
+    </w:lvl>
+    <w:lvl w:ilvl="1" w:tentative="1">
+      <w:start w:val="1"/>
+      <w:numFmt w:val="bullet"/>
+      <w:lvlText w:val="o"/>
+      <w:lvlJc w:val="left"/>
+      <w:pPr>
+        <w:tabs>
+          <w:tab w:val="num" w:pos="1440"/>
+        </w:tabs>
+        <w:ind w:left="1440" w:hanging="360"/>
+      </w:pPr>
+      <w:rPr>
+        <w:rFonts w:ascii="Courier New" w:hAnsi="Courier New" w:hint="default"/>
+        <w:sz w:val="20"/>
+      </w:rPr>
+    </w:lvl>
+    <w:lvl w:ilvl="2" w:tentative="1">
+      <w:start w:val="1"/>
+      <w:numFmt w:val="bullet"/>
+      <w:lvlText w:val=""/>
+      <w:lvlJc w:val="left"/>
+      <w:pPr>
+        <w:tabs>
+          <w:tab w:val="num" w:pos="2160"/>
+        </w:tabs>
+        <w:ind w:left="2160" w:hanging="360"/>
+      </w:pPr>
+      <w:rPr>
+        <w:rFonts w:ascii="Wingdings" w:hAnsi="Wingdings" w:hint="default"/>
+        <w:sz w:val="20"/>
+      </w:rPr>
+    </w:lvl>
+    <w:lvl w:ilvl="3" w:tentative="1">
+      <w:start w:val="1"/>
+      <w:numFmt w:val="bullet"/>
+      <w:lvlText w:val=""/>
+      <w:lvlJc w:val="left"/>
+      <w:pPr>
+        <w:tabs>
+          <w:tab w:val="num" w:pos="2880"/>
+        </w:tabs>
+        <w:ind w:left="2880" w:hanging="360"/>
+      </w:pPr>
+      <w:rPr>
+        <w:rFonts w:ascii="Wingdings" w:hAnsi="Wingdings" w:hint="default"/>
+        <w:sz w:val="20"/>
+      </w:rPr>
+    </w:lvl>
+    <w:lvl w:ilvl="4" w:tentative="1">
+      <w:start w:val="1"/>
+      <w:numFmt w:val="bullet"/>
+      <w:lvlText w:val=""/>
+      <w:lvlJc w:val="left"/>
+      <w:pPr>
+        <w:tabs>
+          <w:tab w:val="num" w:pos="3600"/>
+        </w:tabs>
+        <w:ind w:left="3600" w:hanging="360"/>
+      </w:pPr>
+      <w:rPr>
+        <w:rFonts w:ascii="Wingdings" w:hAnsi="Wingdings" w:hint="default"/>
+        <w:sz w:val="20"/>
+      </w:rPr>
+    </w:lvl>
+    <w:lvl w:ilvl="5" w:tentative="1">
+      <w:start w:val="1"/>
+      <w:numFmt w:val="bullet"/>
+      <w:lvlText w:val=""/>
+      <w:lvlJc w:val="left"/>
+      <w:pPr>
+        <w:tabs>
+          <w:tab w:val="num" w:pos="4320"/>
+        </w:tabs>
+        <w:ind w:left="4320" w:hanging="360"/>
+      </w:pPr>
+      <w:rPr>
+        <w:rFonts w:ascii="Wingdings" w:hAnsi="Wingdings" w:hint="default"/>
+        <w:sz w:val="20"/>
+      </w:rPr>
+    </w:lvl>
+    <w:lvl w:ilvl="6" w:tentative="1">
+      <w:start w:val="1"/>
+      <w:numFmt w:val="bullet"/>
+      <w:lvlText w:val=""/>
+      <w:lvlJc w:val="left"/>
+      <w:pPr>
+        <w:tabs>
+          <w:tab w:val="num" w:pos="5040"/>
+        </w:tabs>
+        <w:ind w:left="5040" w:hanging="360"/>
+      </w:pPr>
+      <w:rPr>
+        <w:rFonts w:ascii="Wingdings" w:hAnsi="Wingdings" w:hint="default"/>
+        <w:sz w:val="20"/>
+      </w:rPr>
+    </w:lvl>
+    <w:lvl w:ilvl="7" w:tentative="1">
+      <w:start w:val="1"/>
+      <w:numFmt w:val="bullet"/>
+      <w:lvlText w:val=""/>
+      <w:lvlJc w:val="left"/>
+      <w:pPr>
+        <w:tabs>
+          <w:tab w:val="num" w:pos="5760"/>
+        </w:tabs>
+        <w:ind w:left="5760" w:hanging="360"/>
+      </w:pPr>
+      <w:rPr>
+        <w:rFonts w:ascii="Wingdings" w:hAnsi="Wingdings" w:hint="default"/>
+        <w:sz w:val="20"/>
+      </w:rPr>
+    </w:lvl>
+    <w:lvl w:ilvl="8" w:tentative="1">
+      <w:start w:val="1"/>
+      <w:numFmt w:val="bullet"/>
+      <w:lvlText w:val=""/>
+      <w:lvlJc w:val="left"/>
+      <w:pPr>
+        <w:tabs>
+          <w:tab w:val="num" w:pos="6480"/>
+        </w:tabs>
+        <w:ind w:left="6480" w:hanging="360"/>
+      </w:pPr>
+      <w:rPr>
+        <w:rFonts w:ascii="Wingdings" w:hAnsi="Wingdings" w:hint="default"/>
+        <w:sz w:val="20"/>
+      </w:rPr>
+    </w:lvl>
+  </w:abstractNum>
+  <w:abstractNum w:abstractNumId="5" w15:restartNumberingAfterBreak="0">
+    <w:nsid w:val="1F507FCC"/>
+    <w:multiLevelType w:val="multilevel"/>
+    <w:tmpl w:val="8278C616"/>
+    <w:lvl w:ilvl="0">
+      <w:start w:val="1"/>
+      <w:numFmt w:val="bullet"/>
+      <w:lvlText w:val=""/>
+      <w:lvlJc w:val="left"/>
+      <w:pPr>
+        <w:tabs>
+          <w:tab w:val="num" w:pos="720"/>
+        </w:tabs>
+        <w:ind w:left="720" w:hanging="360"/>
+      </w:pPr>
+      <w:rPr>
+        <w:rFonts w:ascii="Symbol" w:hAnsi="Symbol" w:hint="default"/>
+      </w:rPr>
+    </w:lvl>
+    <w:lvl w:ilvl="1" w:tentative="1">
+      <w:start w:val="1"/>
+      <w:numFmt w:val="decimal"/>
+      <w:lvlText w:val="%2."/>
+      <w:lvlJc w:val="left"/>
+      <w:pPr>
+        <w:tabs>
+          <w:tab w:val="num" w:pos="1440"/>
+        </w:tabs>
+        <w:ind w:left="1440" w:hanging="360"/>
+      </w:pPr>
+    </w:lvl>
+    <w:lvl w:ilvl="2" w:tentative="1">
+      <w:start w:val="1"/>
+      <w:numFmt w:val="decimal"/>
+      <w:lvlText w:val="%3."/>
+      <w:lvlJc w:val="left"/>
+      <w:pPr>
+        <w:tabs>
+          <w:tab w:val="num" w:pos="2160"/>
+        </w:tabs>
+        <w:ind w:left="2160" w:hanging="360"/>
+      </w:pPr>
+    </w:lvl>
+    <w:lvl w:ilvl="3" w:tentative="1">
+      <w:start w:val="1"/>
+      <w:numFmt w:val="decimal"/>
+      <w:lvlText w:val="%4."/>
+      <w:lvlJc w:val="left"/>
+      <w:pPr>
+        <w:tabs>
+          <w:tab w:val="num" w:pos="2880"/>
+        </w:tabs>
+        <w:ind w:left="2880" w:hanging="360"/>
+      </w:pPr>
+    </w:lvl>
+    <w:lvl w:ilvl="4" w:tentative="1">
+      <w:start w:val="1"/>
+      <w:numFmt w:val="decimal"/>
+      <w:lvlText w:val="%5."/>
+      <w:lvlJc w:val="left"/>
+      <w:pPr>
+        <w:tabs>
+          <w:tab w:val="num" w:pos="3600"/>
+        </w:tabs>
+        <w:ind w:left="3600" w:hanging="360"/>
+      </w:pPr>
+    </w:lvl>
+    <w:lvl w:ilvl="5" w:tentative="1">
+      <w:start w:val="1"/>
+      <w:numFmt w:val="decimal"/>
+      <w:lvlText w:val="%6."/>
+      <w:lvlJc w:val="left"/>
+      <w:pPr>
+        <w:tabs>
+          <w:tab w:val="num" w:pos="4320"/>
+        </w:tabs>
+        <w:ind w:left="4320" w:hanging="360"/>
+      </w:pPr>
+    </w:lvl>
+    <w:lvl w:ilvl="6" w:tentative="1">
+      <w:start w:val="1"/>
+      <w:numFmt w:val="decimal"/>
+      <w:lvlText w:val="%7."/>
+      <w:lvlJc w:val="left"/>
+      <w:pPr>
+        <w:tabs>
+          <w:tab w:val="num" w:pos="5040"/>
+        </w:tabs>
+        <w:ind w:left="5040" w:hanging="360"/>
+      </w:pPr>
+    </w:lvl>
+    <w:lvl w:ilvl="7" w:tentative="1">
+      <w:start w:val="1"/>
+      <w:numFmt w:val="decimal"/>
+      <w:lvlText w:val="%8."/>
+      <w:lvlJc w:val="left"/>
+      <w:pPr>
+        <w:tabs>
+          <w:tab w:val="num" w:pos="5760"/>
+        </w:tabs>
+        <w:ind w:left="5760" w:hanging="360"/>
+      </w:pPr>
+    </w:lvl>
+    <w:lvl w:ilvl="8" w:tentative="1">
+      <w:start w:val="1"/>
+      <w:numFmt w:val="decimal"/>
+      <w:lvlText w:val="%9."/>
+      <w:lvlJc w:val="left"/>
+      <w:pPr>
+        <w:tabs>
+          <w:tab w:val="num" w:pos="6480"/>
+        </w:tabs>
+        <w:ind w:left="6480" w:hanging="360"/>
+      </w:pPr>
+    </w:lvl>
+  </w:abstractNum>
+  <w:abstractNum w:abstractNumId="6" w15:restartNumberingAfterBreak="0">
+    <w:nsid w:val="21EB5CEA"/>
+    <w:multiLevelType w:val="multilevel"/>
+    <w:tmpl w:val="8278C616"/>
+    <w:lvl w:ilvl="0">
+      <w:start w:val="1"/>
+      <w:numFmt w:val="bullet"/>
+      <w:lvlText w:val=""/>
+      <w:lvlJc w:val="left"/>
+      <w:pPr>
+        <w:tabs>
+          <w:tab w:val="num" w:pos="720"/>
+        </w:tabs>
+        <w:ind w:left="720" w:hanging="360"/>
+      </w:pPr>
+      <w:rPr>
+        <w:rFonts w:ascii="Symbol" w:hAnsi="Symbol" w:hint="default"/>
+      </w:rPr>
+    </w:lvl>
+    <w:lvl w:ilvl="1" w:tentative="1">
+      <w:start w:val="1"/>
+      <w:numFmt w:val="decimal"/>
+      <w:lvlText w:val="%2."/>
+      <w:lvlJc w:val="left"/>
+      <w:pPr>
+        <w:tabs>
+          <w:tab w:val="num" w:pos="1440"/>
+        </w:tabs>
+        <w:ind w:left="1440" w:hanging="360"/>
+      </w:pPr>
+    </w:lvl>
+    <w:lvl w:ilvl="2" w:tentative="1">
+      <w:start w:val="1"/>
+      <w:numFmt w:val="decimal"/>
+      <w:lvlText w:val="%3."/>
+      <w:lvlJc w:val="left"/>
+      <w:pPr>
+        <w:tabs>
+          <w:tab w:val="num" w:pos="2160"/>
+        </w:tabs>
+        <w:ind w:left="2160" w:hanging="360"/>
+      </w:pPr>
+    </w:lvl>
+    <w:lvl w:ilvl="3" w:tentative="1">
+      <w:start w:val="1"/>
+      <w:numFmt w:val="decimal"/>
+      <w:lvlText w:val="%4."/>
+      <w:lvlJc w:val="left"/>
+      <w:pPr>
+        <w:tabs>
+          <w:tab w:val="num" w:pos="2880"/>
+        </w:tabs>
+        <w:ind w:left="2880" w:hanging="360"/>
+      </w:pPr>
+    </w:lvl>
+    <w:lvl w:ilvl="4" w:tentative="1">
+      <w:start w:val="1"/>
+      <w:numFmt w:val="decimal"/>
+      <w:lvlText w:val="%5."/>
+      <w:lvlJc w:val="left"/>
+      <w:pPr>
+        <w:tabs>
+          <w:tab w:val="num" w:pos="3600"/>
+        </w:tabs>
+        <w:ind w:left="3600" w:hanging="360"/>
+      </w:pPr>
+    </w:lvl>
+    <w:lvl w:ilvl="5" w:tentative="1">
+      <w:start w:val="1"/>
+      <w:numFmt w:val="decimal"/>
+      <w:lvlText w:val="%6."/>
+      <w:lvlJc w:val="left"/>
+      <w:pPr>
+        <w:tabs>
+          <w:tab w:val="num" w:pos="4320"/>
+        </w:tabs>
+        <w:ind w:left="4320" w:hanging="360"/>
+      </w:pPr>
+    </w:lvl>
+    <w:lvl w:ilvl="6" w:tentative="1">
+      <w:start w:val="1"/>
+      <w:numFmt w:val="decimal"/>
+      <w:lvlText w:val="%7."/>
+      <w:lvlJc w:val="left"/>
+      <w:pPr>
+        <w:tabs>
+          <w:tab w:val="num" w:pos="5040"/>
+        </w:tabs>
+        <w:ind w:left="5040" w:hanging="360"/>
+      </w:pPr>
+    </w:lvl>
+    <w:lvl w:ilvl="7" w:tentative="1">
+      <w:start w:val="1"/>
+      <w:numFmt w:val="decimal"/>
+      <w:lvlText w:val="%8."/>
+      <w:lvlJc w:val="left"/>
+      <w:pPr>
+        <w:tabs>
+          <w:tab w:val="num" w:pos="5760"/>
+        </w:tabs>
+        <w:ind w:left="5760" w:hanging="360"/>
+      </w:pPr>
+    </w:lvl>
+    <w:lvl w:ilvl="8" w:tentative="1">
+      <w:start w:val="1"/>
+      <w:numFmt w:val="decimal"/>
+      <w:lvlText w:val="%9."/>
+      <w:lvlJc w:val="left"/>
+      <w:pPr>
+        <w:tabs>
+          <w:tab w:val="num" w:pos="6480"/>
+        </w:tabs>
+        <w:ind w:left="6480" w:hanging="360"/>
+      </w:pPr>
+    </w:lvl>
+  </w:abstractNum>
+  <w:abstractNum w:abstractNumId="7" w15:restartNumberingAfterBreak="0">
+    <w:nsid w:val="21F620AD"/>
+    <w:multiLevelType w:val="multilevel"/>
+    <w:tmpl w:val="FFFFFFFF"/>
+    <w:lvl w:ilvl="0">
+      <w:start w:val="1"/>
+      <w:numFmt w:val="bullet"/>
+      <w:lvlText w:val=""/>
+      <w:lvlJc w:val="left"/>
+      <w:pPr>
+        <w:tabs>
+          <w:tab w:val="num" w:pos="720"/>
+        </w:tabs>
+        <w:ind w:left="720" w:hanging="360"/>
+      </w:pPr>
+      <w:rPr>
+        <w:rFonts w:ascii="Symbol" w:hAnsi="Symbol" w:hint="default"/>
+        <w:sz w:val="20"/>
+      </w:rPr>
+    </w:lvl>
+    <w:lvl w:ilvl="1" w:tentative="1">
+      <w:start w:val="1"/>
+      <w:numFmt w:val="bullet"/>
+      <w:lvlText w:val="o"/>
+      <w:lvlJc w:val="left"/>
+      <w:pPr>
+        <w:tabs>
+          <w:tab w:val="num" w:pos="1440"/>
+        </w:tabs>
+        <w:ind w:left="1440" w:hanging="360"/>
+      </w:pPr>
+      <w:rPr>
+        <w:rFonts w:ascii="Courier New" w:hAnsi="Courier New" w:hint="default"/>
+        <w:sz w:val="20"/>
+      </w:rPr>
+    </w:lvl>
+    <w:lvl w:ilvl="2" w:tentative="1">
+      <w:start w:val="1"/>
+      <w:numFmt w:val="bullet"/>
+      <w:lvlText w:val=""/>
+      <w:lvlJc w:val="left"/>
+      <w:pPr>
+        <w:tabs>
+          <w:tab w:val="num" w:pos="2160"/>
+        </w:tabs>
+        <w:ind w:left="2160" w:hanging="360"/>
+      </w:pPr>
+      <w:rPr>
+        <w:rFonts w:ascii="Wingdings" w:hAnsi="Wingdings" w:hint="default"/>
+        <w:sz w:val="20"/>
+      </w:rPr>
+    </w:lvl>
+    <w:lvl w:ilvl="3" w:tentative="1">
+      <w:start w:val="1"/>
+      <w:numFmt w:val="bullet"/>
+      <w:lvlText w:val=""/>
+      <w:lvlJc w:val="left"/>
+      <w:pPr>
+        <w:tabs>
+          <w:tab w:val="num" w:pos="2880"/>
+        </w:tabs>
+        <w:ind w:left="2880" w:hanging="360"/>
+      </w:pPr>
+      <w:rPr>
+        <w:rFonts w:ascii="Wingdings" w:hAnsi="Wingdings" w:hint="default"/>
+        <w:sz w:val="20"/>
+      </w:rPr>
+    </w:lvl>
+    <w:lvl w:ilvl="4" w:tentative="1">
+      <w:start w:val="1"/>
+      <w:numFmt w:val="bullet"/>
+      <w:lvlText w:val=""/>
+      <w:lvlJc w:val="left"/>
+      <w:pPr>
+        <w:tabs>
+          <w:tab w:val="num" w:pos="3600"/>
+        </w:tabs>
+        <w:ind w:left="3600" w:hanging="360"/>
+      </w:pPr>
+      <w:rPr>
+        <w:rFonts w:ascii="Wingdings" w:hAnsi="Wingdings" w:hint="default"/>
+        <w:sz w:val="20"/>
+      </w:rPr>
+    </w:lvl>
+    <w:lvl w:ilvl="5" w:tentative="1">
+      <w:start w:val="1"/>
+      <w:numFmt w:val="bullet"/>
+      <w:lvlText w:val=""/>
+      <w:lvlJc w:val="left"/>
+      <w:pPr>
+        <w:tabs>
+          <w:tab w:val="num" w:pos="4320"/>
+        </w:tabs>
+        <w:ind w:left="4320" w:hanging="360"/>
+      </w:pPr>
+      <w:rPr>
+        <w:rFonts w:ascii="Wingdings" w:hAnsi="Wingdings" w:hint="default"/>
+        <w:sz w:val="20"/>
+      </w:rPr>
+    </w:lvl>
+    <w:lvl w:ilvl="6" w:tentative="1">
+      <w:start w:val="1"/>
+      <w:numFmt w:val="bullet"/>
+      <w:lvlText w:val=""/>
+      <w:lvlJc w:val="left"/>
+      <w:pPr>
+        <w:tabs>
+          <w:tab w:val="num" w:pos="5040"/>
+        </w:tabs>
+        <w:ind w:left="5040" w:hanging="360"/>
+      </w:pPr>
+      <w:rPr>
+        <w:rFonts w:ascii="Wingdings" w:hAnsi="Wingdings" w:hint="default"/>
+        <w:sz w:val="20"/>
+      </w:rPr>
+    </w:lvl>
+    <w:lvl w:ilvl="7" w:tentative="1">
+      <w:start w:val="1"/>
+      <w:numFmt w:val="bullet"/>
+      <w:lvlText w:val=""/>
+      <w:lvlJc w:val="left"/>
+      <w:pPr>
+        <w:tabs>
+          <w:tab w:val="num" w:pos="5760"/>
+        </w:tabs>
+        <w:ind w:left="5760" w:hanging="360"/>
+      </w:pPr>
+      <w:rPr>
+        <w:rFonts w:ascii="Wingdings" w:hAnsi="Wingdings" w:hint="default"/>
+        <w:sz w:val="20"/>
+      </w:rPr>
+    </w:lvl>
+    <w:lvl w:ilvl="8" w:tentative="1">
+      <w:start w:val="1"/>
+      <w:numFmt w:val="bullet"/>
+      <w:lvlText w:val=""/>
+      <w:lvlJc w:val="left"/>
+      <w:pPr>
+        <w:tabs>
+          <w:tab w:val="num" w:pos="6480"/>
+        </w:tabs>
+        <w:ind w:left="6480" w:hanging="360"/>
+      </w:pPr>
+      <w:rPr>
+        <w:rFonts w:ascii="Wingdings" w:hAnsi="Wingdings" w:hint="default"/>
+        <w:sz w:val="20"/>
+      </w:rPr>
+    </w:lvl>
+  </w:abstractNum>
+  <w:abstractNum w:abstractNumId="8" w15:restartNumberingAfterBreak="0">
+    <w:nsid w:val="27AA53A1"/>
+    <w:multiLevelType w:val="multilevel"/>
+    <w:tmpl w:val="8278C616"/>
+    <w:lvl w:ilvl="0">
+      <w:start w:val="1"/>
+      <w:numFmt w:val="bullet"/>
+      <w:lvlText w:val=""/>
+      <w:lvlJc w:val="left"/>
+      <w:pPr>
+        <w:tabs>
+          <w:tab w:val="num" w:pos="720"/>
+        </w:tabs>
+        <w:ind w:left="720" w:hanging="360"/>
+      </w:pPr>
+      <w:rPr>
+        <w:rFonts w:ascii="Symbol" w:hAnsi="Symbol" w:hint="default"/>
+      </w:rPr>
+    </w:lvl>
+    <w:lvl w:ilvl="1" w:tentative="1">
+      <w:start w:val="1"/>
+      <w:numFmt w:val="decimal"/>
+      <w:lvlText w:val="%2."/>
+      <w:lvlJc w:val="left"/>
+      <w:pPr>
+        <w:tabs>
+          <w:tab w:val="num" w:pos="1440"/>
+        </w:tabs>
+        <w:ind w:left="1440" w:hanging="360"/>
+      </w:pPr>
+    </w:lvl>
+    <w:lvl w:ilvl="2" w:tentative="1">
+      <w:start w:val="1"/>
+      <w:numFmt w:val="decimal"/>
+      <w:lvlText w:val="%3."/>
+      <w:lvlJc w:val="left"/>
+      <w:pPr>
+        <w:tabs>
+          <w:tab w:val="num" w:pos="2160"/>
+        </w:tabs>
+        <w:ind w:left="2160" w:hanging="360"/>
+      </w:pPr>
+    </w:lvl>
+    <w:lvl w:ilvl="3" w:tentative="1">
+      <w:start w:val="1"/>
+      <w:numFmt w:val="decimal"/>
+      <w:lvlText w:val="%4."/>
+      <w:lvlJc w:val="left"/>
+      <w:pPr>
+        <w:tabs>
+          <w:tab w:val="num" w:pos="2880"/>
+        </w:tabs>
+        <w:ind w:left="2880" w:hanging="360"/>
+      </w:pPr>
+    </w:lvl>
+    <w:lvl w:ilvl="4" w:tentative="1">
+      <w:start w:val="1"/>
+      <w:numFmt w:val="decimal"/>
+      <w:lvlText w:val="%5."/>
+      <w:lvlJc w:val="left"/>
+      <w:pPr>
+        <w:tabs>
+          <w:tab w:val="num" w:pos="3600"/>
+        </w:tabs>
+        <w:ind w:left="3600" w:hanging="360"/>
+      </w:pPr>
+    </w:lvl>
+    <w:lvl w:ilvl="5" w:tentative="1">
+      <w:start w:val="1"/>
+      <w:numFmt w:val="decimal"/>
+      <w:lvlText w:val="%6."/>
+      <w:lvlJc w:val="left"/>
+      <w:pPr>
+        <w:tabs>
+          <w:tab w:val="num" w:pos="4320"/>
+        </w:tabs>
+        <w:ind w:left="4320" w:hanging="360"/>
+      </w:pPr>
+    </w:lvl>
+    <w:lvl w:ilvl="6" w:tentative="1">
+      <w:start w:val="1"/>
+      <w:numFmt w:val="decimal"/>
+      <w:lvlText w:val="%7."/>
+      <w:lvlJc w:val="left"/>
+      <w:pPr>
+        <w:tabs>
+          <w:tab w:val="num" w:pos="5040"/>
+        </w:tabs>
+        <w:ind w:left="5040" w:hanging="360"/>
+      </w:pPr>
+    </w:lvl>
+    <w:lvl w:ilvl="7" w:tentative="1">
+      <w:start w:val="1"/>
+      <w:numFmt w:val="decimal"/>
+      <w:lvlText w:val="%8."/>
+      <w:lvlJc w:val="left"/>
+      <w:pPr>
+        <w:tabs>
+          <w:tab w:val="num" w:pos="5760"/>
+        </w:tabs>
+        <w:ind w:left="5760" w:hanging="360"/>
+      </w:pPr>
+    </w:lvl>
+    <w:lvl w:ilvl="8" w:tentative="1">
+      <w:start w:val="1"/>
+      <w:numFmt w:val="decimal"/>
+      <w:lvlText w:val="%9."/>
+      <w:lvlJc w:val="left"/>
+      <w:pPr>
+        <w:tabs>
+          <w:tab w:val="num" w:pos="6480"/>
+        </w:tabs>
+        <w:ind w:left="6480" w:hanging="360"/>
+      </w:pPr>
+    </w:lvl>
+  </w:abstractNum>
+  <w:abstractNum w:abstractNumId="9" w15:restartNumberingAfterBreak="0">
     <w:nsid w:val="2A7328DE"/>
     <w:multiLevelType w:val="hybridMultilevel"/>
     <w:tmpl w:val="FFFFFFFF"/>
@@ -644,11 +2102,818 @@
       </w:pPr>
     </w:lvl>
   </w:abstractNum>
+  <w:abstractNum w:abstractNumId="10" w15:restartNumberingAfterBreak="0">
+    <w:nsid w:val="2E7E59FF"/>
+    <w:multiLevelType w:val="multilevel"/>
+    <w:tmpl w:val="8278C616"/>
+    <w:lvl w:ilvl="0">
+      <w:start w:val="1"/>
+      <w:numFmt w:val="bullet"/>
+      <w:lvlText w:val=""/>
+      <w:lvlJc w:val="left"/>
+      <w:pPr>
+        <w:tabs>
+          <w:tab w:val="num" w:pos="720"/>
+        </w:tabs>
+        <w:ind w:left="720" w:hanging="360"/>
+      </w:pPr>
+      <w:rPr>
+        <w:rFonts w:ascii="Symbol" w:hAnsi="Symbol" w:hint="default"/>
+      </w:rPr>
+    </w:lvl>
+    <w:lvl w:ilvl="1" w:tentative="1">
+      <w:start w:val="1"/>
+      <w:numFmt w:val="decimal"/>
+      <w:lvlText w:val="%2."/>
+      <w:lvlJc w:val="left"/>
+      <w:pPr>
+        <w:tabs>
+          <w:tab w:val="num" w:pos="1440"/>
+        </w:tabs>
+        <w:ind w:left="1440" w:hanging="360"/>
+      </w:pPr>
+    </w:lvl>
+    <w:lvl w:ilvl="2" w:tentative="1">
+      <w:start w:val="1"/>
+      <w:numFmt w:val="decimal"/>
+      <w:lvlText w:val="%3."/>
+      <w:lvlJc w:val="left"/>
+      <w:pPr>
+        <w:tabs>
+          <w:tab w:val="num" w:pos="2160"/>
+        </w:tabs>
+        <w:ind w:left="2160" w:hanging="360"/>
+      </w:pPr>
+    </w:lvl>
+    <w:lvl w:ilvl="3" w:tentative="1">
+      <w:start w:val="1"/>
+      <w:numFmt w:val="decimal"/>
+      <w:lvlText w:val="%4."/>
+      <w:lvlJc w:val="left"/>
+      <w:pPr>
+        <w:tabs>
+          <w:tab w:val="num" w:pos="2880"/>
+        </w:tabs>
+        <w:ind w:left="2880" w:hanging="360"/>
+      </w:pPr>
+    </w:lvl>
+    <w:lvl w:ilvl="4" w:tentative="1">
+      <w:start w:val="1"/>
+      <w:numFmt w:val="decimal"/>
+      <w:lvlText w:val="%5."/>
+      <w:lvlJc w:val="left"/>
+      <w:pPr>
+        <w:tabs>
+          <w:tab w:val="num" w:pos="3600"/>
+        </w:tabs>
+        <w:ind w:left="3600" w:hanging="360"/>
+      </w:pPr>
+    </w:lvl>
+    <w:lvl w:ilvl="5" w:tentative="1">
+      <w:start w:val="1"/>
+      <w:numFmt w:val="decimal"/>
+      <w:lvlText w:val="%6."/>
+      <w:lvlJc w:val="left"/>
+      <w:pPr>
+        <w:tabs>
+          <w:tab w:val="num" w:pos="4320"/>
+        </w:tabs>
+        <w:ind w:left="4320" w:hanging="360"/>
+      </w:pPr>
+    </w:lvl>
+    <w:lvl w:ilvl="6" w:tentative="1">
+      <w:start w:val="1"/>
+      <w:numFmt w:val="decimal"/>
+      <w:lvlText w:val="%7."/>
+      <w:lvlJc w:val="left"/>
+      <w:pPr>
+        <w:tabs>
+          <w:tab w:val="num" w:pos="5040"/>
+        </w:tabs>
+        <w:ind w:left="5040" w:hanging="360"/>
+      </w:pPr>
+    </w:lvl>
+    <w:lvl w:ilvl="7" w:tentative="1">
+      <w:start w:val="1"/>
+      <w:numFmt w:val="decimal"/>
+      <w:lvlText w:val="%8."/>
+      <w:lvlJc w:val="left"/>
+      <w:pPr>
+        <w:tabs>
+          <w:tab w:val="num" w:pos="5760"/>
+        </w:tabs>
+        <w:ind w:left="5760" w:hanging="360"/>
+      </w:pPr>
+    </w:lvl>
+    <w:lvl w:ilvl="8" w:tentative="1">
+      <w:start w:val="1"/>
+      <w:numFmt w:val="decimal"/>
+      <w:lvlText w:val="%9."/>
+      <w:lvlJc w:val="left"/>
+      <w:pPr>
+        <w:tabs>
+          <w:tab w:val="num" w:pos="6480"/>
+        </w:tabs>
+        <w:ind w:left="6480" w:hanging="360"/>
+      </w:pPr>
+    </w:lvl>
+  </w:abstractNum>
+  <w:abstractNum w:abstractNumId="11" w15:restartNumberingAfterBreak="0">
+    <w:nsid w:val="3B597A92"/>
+    <w:multiLevelType w:val="multilevel"/>
+    <w:tmpl w:val="8278C616"/>
+    <w:lvl w:ilvl="0">
+      <w:start w:val="1"/>
+      <w:numFmt w:val="bullet"/>
+      <w:lvlText w:val=""/>
+      <w:lvlJc w:val="left"/>
+      <w:pPr>
+        <w:tabs>
+          <w:tab w:val="num" w:pos="720"/>
+        </w:tabs>
+        <w:ind w:left="720" w:hanging="360"/>
+      </w:pPr>
+      <w:rPr>
+        <w:rFonts w:ascii="Symbol" w:hAnsi="Symbol" w:hint="default"/>
+      </w:rPr>
+    </w:lvl>
+    <w:lvl w:ilvl="1" w:tentative="1">
+      <w:start w:val="1"/>
+      <w:numFmt w:val="decimal"/>
+      <w:lvlText w:val="%2."/>
+      <w:lvlJc w:val="left"/>
+      <w:pPr>
+        <w:tabs>
+          <w:tab w:val="num" w:pos="1440"/>
+        </w:tabs>
+        <w:ind w:left="1440" w:hanging="360"/>
+      </w:pPr>
+    </w:lvl>
+    <w:lvl w:ilvl="2" w:tentative="1">
+      <w:start w:val="1"/>
+      <w:numFmt w:val="decimal"/>
+      <w:lvlText w:val="%3."/>
+      <w:lvlJc w:val="left"/>
+      <w:pPr>
+        <w:tabs>
+          <w:tab w:val="num" w:pos="2160"/>
+        </w:tabs>
+        <w:ind w:left="2160" w:hanging="360"/>
+      </w:pPr>
+    </w:lvl>
+    <w:lvl w:ilvl="3" w:tentative="1">
+      <w:start w:val="1"/>
+      <w:numFmt w:val="decimal"/>
+      <w:lvlText w:val="%4."/>
+      <w:lvlJc w:val="left"/>
+      <w:pPr>
+        <w:tabs>
+          <w:tab w:val="num" w:pos="2880"/>
+        </w:tabs>
+        <w:ind w:left="2880" w:hanging="360"/>
+      </w:pPr>
+    </w:lvl>
+    <w:lvl w:ilvl="4" w:tentative="1">
+      <w:start w:val="1"/>
+      <w:numFmt w:val="decimal"/>
+      <w:lvlText w:val="%5."/>
+      <w:lvlJc w:val="left"/>
+      <w:pPr>
+        <w:tabs>
+          <w:tab w:val="num" w:pos="3600"/>
+        </w:tabs>
+        <w:ind w:left="3600" w:hanging="360"/>
+      </w:pPr>
+    </w:lvl>
+    <w:lvl w:ilvl="5" w:tentative="1">
+      <w:start w:val="1"/>
+      <w:numFmt w:val="decimal"/>
+      <w:lvlText w:val="%6."/>
+      <w:lvlJc w:val="left"/>
+      <w:pPr>
+        <w:tabs>
+          <w:tab w:val="num" w:pos="4320"/>
+        </w:tabs>
+        <w:ind w:left="4320" w:hanging="360"/>
+      </w:pPr>
+    </w:lvl>
+    <w:lvl w:ilvl="6" w:tentative="1">
+      <w:start w:val="1"/>
+      <w:numFmt w:val="decimal"/>
+      <w:lvlText w:val="%7."/>
+      <w:lvlJc w:val="left"/>
+      <w:pPr>
+        <w:tabs>
+          <w:tab w:val="num" w:pos="5040"/>
+        </w:tabs>
+        <w:ind w:left="5040" w:hanging="360"/>
+      </w:pPr>
+    </w:lvl>
+    <w:lvl w:ilvl="7" w:tentative="1">
+      <w:start w:val="1"/>
+      <w:numFmt w:val="decimal"/>
+      <w:lvlText w:val="%8."/>
+      <w:lvlJc w:val="left"/>
+      <w:pPr>
+        <w:tabs>
+          <w:tab w:val="num" w:pos="5760"/>
+        </w:tabs>
+        <w:ind w:left="5760" w:hanging="360"/>
+      </w:pPr>
+    </w:lvl>
+    <w:lvl w:ilvl="8" w:tentative="1">
+      <w:start w:val="1"/>
+      <w:numFmt w:val="decimal"/>
+      <w:lvlText w:val="%9."/>
+      <w:lvlJc w:val="left"/>
+      <w:pPr>
+        <w:tabs>
+          <w:tab w:val="num" w:pos="6480"/>
+        </w:tabs>
+        <w:ind w:left="6480" w:hanging="360"/>
+      </w:pPr>
+    </w:lvl>
+  </w:abstractNum>
+  <w:abstractNum w:abstractNumId="12" w15:restartNumberingAfterBreak="0">
+    <w:nsid w:val="47DE4A3B"/>
+    <w:multiLevelType w:val="multilevel"/>
+    <w:tmpl w:val="8278C616"/>
+    <w:lvl w:ilvl="0">
+      <w:start w:val="1"/>
+      <w:numFmt w:val="bullet"/>
+      <w:lvlText w:val=""/>
+      <w:lvlJc w:val="left"/>
+      <w:pPr>
+        <w:tabs>
+          <w:tab w:val="num" w:pos="720"/>
+        </w:tabs>
+        <w:ind w:left="720" w:hanging="360"/>
+      </w:pPr>
+      <w:rPr>
+        <w:rFonts w:ascii="Symbol" w:hAnsi="Symbol" w:hint="default"/>
+      </w:rPr>
+    </w:lvl>
+    <w:lvl w:ilvl="1" w:tentative="1">
+      <w:start w:val="1"/>
+      <w:numFmt w:val="decimal"/>
+      <w:lvlText w:val="%2."/>
+      <w:lvlJc w:val="left"/>
+      <w:pPr>
+        <w:tabs>
+          <w:tab w:val="num" w:pos="1440"/>
+        </w:tabs>
+        <w:ind w:left="1440" w:hanging="360"/>
+      </w:pPr>
+    </w:lvl>
+    <w:lvl w:ilvl="2" w:tentative="1">
+      <w:start w:val="1"/>
+      <w:numFmt w:val="decimal"/>
+      <w:lvlText w:val="%3."/>
+      <w:lvlJc w:val="left"/>
+      <w:pPr>
+        <w:tabs>
+          <w:tab w:val="num" w:pos="2160"/>
+        </w:tabs>
+        <w:ind w:left="2160" w:hanging="360"/>
+      </w:pPr>
+    </w:lvl>
+    <w:lvl w:ilvl="3" w:tentative="1">
+      <w:start w:val="1"/>
+      <w:numFmt w:val="decimal"/>
+      <w:lvlText w:val="%4."/>
+      <w:lvlJc w:val="left"/>
+      <w:pPr>
+        <w:tabs>
+          <w:tab w:val="num" w:pos="2880"/>
+        </w:tabs>
+        <w:ind w:left="2880" w:hanging="360"/>
+      </w:pPr>
+    </w:lvl>
+    <w:lvl w:ilvl="4" w:tentative="1">
+      <w:start w:val="1"/>
+      <w:numFmt w:val="decimal"/>
+      <w:lvlText w:val="%5."/>
+      <w:lvlJc w:val="left"/>
+      <w:pPr>
+        <w:tabs>
+          <w:tab w:val="num" w:pos="3600"/>
+        </w:tabs>
+        <w:ind w:left="3600" w:hanging="360"/>
+      </w:pPr>
+    </w:lvl>
+    <w:lvl w:ilvl="5" w:tentative="1">
+      <w:start w:val="1"/>
+      <w:numFmt w:val="decimal"/>
+      <w:lvlText w:val="%6."/>
+      <w:lvlJc w:val="left"/>
+      <w:pPr>
+        <w:tabs>
+          <w:tab w:val="num" w:pos="4320"/>
+        </w:tabs>
+        <w:ind w:left="4320" w:hanging="360"/>
+      </w:pPr>
+    </w:lvl>
+    <w:lvl w:ilvl="6" w:tentative="1">
+      <w:start w:val="1"/>
+      <w:numFmt w:val="decimal"/>
+      <w:lvlText w:val="%7."/>
+      <w:lvlJc w:val="left"/>
+      <w:pPr>
+        <w:tabs>
+          <w:tab w:val="num" w:pos="5040"/>
+        </w:tabs>
+        <w:ind w:left="5040" w:hanging="360"/>
+      </w:pPr>
+    </w:lvl>
+    <w:lvl w:ilvl="7" w:tentative="1">
+      <w:start w:val="1"/>
+      <w:numFmt w:val="decimal"/>
+      <w:lvlText w:val="%8."/>
+      <w:lvlJc w:val="left"/>
+      <w:pPr>
+        <w:tabs>
+          <w:tab w:val="num" w:pos="5760"/>
+        </w:tabs>
+        <w:ind w:left="5760" w:hanging="360"/>
+      </w:pPr>
+    </w:lvl>
+    <w:lvl w:ilvl="8" w:tentative="1">
+      <w:start w:val="1"/>
+      <w:numFmt w:val="decimal"/>
+      <w:lvlText w:val="%9."/>
+      <w:lvlJc w:val="left"/>
+      <w:pPr>
+        <w:tabs>
+          <w:tab w:val="num" w:pos="6480"/>
+        </w:tabs>
+        <w:ind w:left="6480" w:hanging="360"/>
+      </w:pPr>
+    </w:lvl>
+  </w:abstractNum>
+  <w:abstractNum w:abstractNumId="13" w15:restartNumberingAfterBreak="0">
+    <w:nsid w:val="59E335C3"/>
+    <w:multiLevelType w:val="multilevel"/>
+    <w:tmpl w:val="8278C616"/>
+    <w:lvl w:ilvl="0">
+      <w:start w:val="1"/>
+      <w:numFmt w:val="bullet"/>
+      <w:lvlText w:val=""/>
+      <w:lvlJc w:val="left"/>
+      <w:pPr>
+        <w:tabs>
+          <w:tab w:val="num" w:pos="720"/>
+        </w:tabs>
+        <w:ind w:left="720" w:hanging="360"/>
+      </w:pPr>
+      <w:rPr>
+        <w:rFonts w:ascii="Symbol" w:hAnsi="Symbol" w:hint="default"/>
+      </w:rPr>
+    </w:lvl>
+    <w:lvl w:ilvl="1" w:tentative="1">
+      <w:start w:val="1"/>
+      <w:numFmt w:val="decimal"/>
+      <w:lvlText w:val="%2."/>
+      <w:lvlJc w:val="left"/>
+      <w:pPr>
+        <w:tabs>
+          <w:tab w:val="num" w:pos="1440"/>
+        </w:tabs>
+        <w:ind w:left="1440" w:hanging="360"/>
+      </w:pPr>
+    </w:lvl>
+    <w:lvl w:ilvl="2" w:tentative="1">
+      <w:start w:val="1"/>
+      <w:numFmt w:val="decimal"/>
+      <w:lvlText w:val="%3."/>
+      <w:lvlJc w:val="left"/>
+      <w:pPr>
+        <w:tabs>
+          <w:tab w:val="num" w:pos="2160"/>
+        </w:tabs>
+        <w:ind w:left="2160" w:hanging="360"/>
+      </w:pPr>
+    </w:lvl>
+    <w:lvl w:ilvl="3" w:tentative="1">
+      <w:start w:val="1"/>
+      <w:numFmt w:val="decimal"/>
+      <w:lvlText w:val="%4."/>
+      <w:lvlJc w:val="left"/>
+      <w:pPr>
+        <w:tabs>
+          <w:tab w:val="num" w:pos="2880"/>
+        </w:tabs>
+        <w:ind w:left="2880" w:hanging="360"/>
+      </w:pPr>
+    </w:lvl>
+    <w:lvl w:ilvl="4" w:tentative="1">
+      <w:start w:val="1"/>
+      <w:numFmt w:val="decimal"/>
+      <w:lvlText w:val="%5."/>
+      <w:lvlJc w:val="left"/>
+      <w:pPr>
+        <w:tabs>
+          <w:tab w:val="num" w:pos="3600"/>
+        </w:tabs>
+        <w:ind w:left="3600" w:hanging="360"/>
+      </w:pPr>
+    </w:lvl>
+    <w:lvl w:ilvl="5" w:tentative="1">
+      <w:start w:val="1"/>
+      <w:numFmt w:val="decimal"/>
+      <w:lvlText w:val="%6."/>
+      <w:lvlJc w:val="left"/>
+      <w:pPr>
+        <w:tabs>
+          <w:tab w:val="num" w:pos="4320"/>
+        </w:tabs>
+        <w:ind w:left="4320" w:hanging="360"/>
+      </w:pPr>
+    </w:lvl>
+    <w:lvl w:ilvl="6" w:tentative="1">
+      <w:start w:val="1"/>
+      <w:numFmt w:val="decimal"/>
+      <w:lvlText w:val="%7."/>
+      <w:lvlJc w:val="left"/>
+      <w:pPr>
+        <w:tabs>
+          <w:tab w:val="num" w:pos="5040"/>
+        </w:tabs>
+        <w:ind w:left="5040" w:hanging="360"/>
+      </w:pPr>
+    </w:lvl>
+    <w:lvl w:ilvl="7" w:tentative="1">
+      <w:start w:val="1"/>
+      <w:numFmt w:val="decimal"/>
+      <w:lvlText w:val="%8."/>
+      <w:lvlJc w:val="left"/>
+      <w:pPr>
+        <w:tabs>
+          <w:tab w:val="num" w:pos="5760"/>
+        </w:tabs>
+        <w:ind w:left="5760" w:hanging="360"/>
+      </w:pPr>
+    </w:lvl>
+    <w:lvl w:ilvl="8" w:tentative="1">
+      <w:start w:val="1"/>
+      <w:numFmt w:val="decimal"/>
+      <w:lvlText w:val="%9."/>
+      <w:lvlJc w:val="left"/>
+      <w:pPr>
+        <w:tabs>
+          <w:tab w:val="num" w:pos="6480"/>
+        </w:tabs>
+        <w:ind w:left="6480" w:hanging="360"/>
+      </w:pPr>
+    </w:lvl>
+  </w:abstractNum>
+  <w:abstractNum w:abstractNumId="14" w15:restartNumberingAfterBreak="0">
+    <w:nsid w:val="5A8C70CE"/>
+    <w:multiLevelType w:val="multilevel"/>
+    <w:tmpl w:val="FFFFFFFF"/>
+    <w:lvl w:ilvl="0">
+      <w:start w:val="1"/>
+      <w:numFmt w:val="bullet"/>
+      <w:lvlText w:val=""/>
+      <w:lvlJc w:val="left"/>
+      <w:pPr>
+        <w:tabs>
+          <w:tab w:val="num" w:pos="720"/>
+        </w:tabs>
+        <w:ind w:left="720" w:hanging="360"/>
+      </w:pPr>
+      <w:rPr>
+        <w:rFonts w:ascii="Symbol" w:hAnsi="Symbol" w:hint="default"/>
+        <w:sz w:val="20"/>
+      </w:rPr>
+    </w:lvl>
+    <w:lvl w:ilvl="1" w:tentative="1">
+      <w:start w:val="1"/>
+      <w:numFmt w:val="bullet"/>
+      <w:lvlText w:val="o"/>
+      <w:lvlJc w:val="left"/>
+      <w:pPr>
+        <w:tabs>
+          <w:tab w:val="num" w:pos="1440"/>
+        </w:tabs>
+        <w:ind w:left="1440" w:hanging="360"/>
+      </w:pPr>
+      <w:rPr>
+        <w:rFonts w:ascii="Courier New" w:hAnsi="Courier New" w:hint="default"/>
+        <w:sz w:val="20"/>
+      </w:rPr>
+    </w:lvl>
+    <w:lvl w:ilvl="2" w:tentative="1">
+      <w:start w:val="1"/>
+      <w:numFmt w:val="bullet"/>
+      <w:lvlText w:val=""/>
+      <w:lvlJc w:val="left"/>
+      <w:pPr>
+        <w:tabs>
+          <w:tab w:val="num" w:pos="2160"/>
+        </w:tabs>
+        <w:ind w:left="2160" w:hanging="360"/>
+      </w:pPr>
+      <w:rPr>
+        <w:rFonts w:ascii="Wingdings" w:hAnsi="Wingdings" w:hint="default"/>
+        <w:sz w:val="20"/>
+      </w:rPr>
+    </w:lvl>
+    <w:lvl w:ilvl="3" w:tentative="1">
+      <w:start w:val="1"/>
+      <w:numFmt w:val="bullet"/>
+      <w:lvlText w:val=""/>
+      <w:lvlJc w:val="left"/>
+      <w:pPr>
+        <w:tabs>
+          <w:tab w:val="num" w:pos="2880"/>
+        </w:tabs>
+        <w:ind w:left="2880" w:hanging="360"/>
+      </w:pPr>
+      <w:rPr>
+        <w:rFonts w:ascii="Wingdings" w:hAnsi="Wingdings" w:hint="default"/>
+        <w:sz w:val="20"/>
+      </w:rPr>
+    </w:lvl>
+    <w:lvl w:ilvl="4" w:tentative="1">
+      <w:start w:val="1"/>
+      <w:numFmt w:val="bullet"/>
+      <w:lvlText w:val=""/>
+      <w:lvlJc w:val="left"/>
+      <w:pPr>
+        <w:tabs>
+          <w:tab w:val="num" w:pos="3600"/>
+        </w:tabs>
+        <w:ind w:left="3600" w:hanging="360"/>
+      </w:pPr>
+      <w:rPr>
+        <w:rFonts w:ascii="Wingdings" w:hAnsi="Wingdings" w:hint="default"/>
+        <w:sz w:val="20"/>
+      </w:rPr>
+    </w:lvl>
+    <w:lvl w:ilvl="5" w:tentative="1">
+      <w:start w:val="1"/>
+      <w:numFmt w:val="bullet"/>
+      <w:lvlText w:val=""/>
+      <w:lvlJc w:val="left"/>
+      <w:pPr>
+        <w:tabs>
+          <w:tab w:val="num" w:pos="4320"/>
+        </w:tabs>
+        <w:ind w:left="4320" w:hanging="360"/>
+      </w:pPr>
+      <w:rPr>
+        <w:rFonts w:ascii="Wingdings" w:hAnsi="Wingdings" w:hint="default"/>
+        <w:sz w:val="20"/>
+      </w:rPr>
+    </w:lvl>
+    <w:lvl w:ilvl="6" w:tentative="1">
+      <w:start w:val="1"/>
+      <w:numFmt w:val="bullet"/>
+      <w:lvlText w:val=""/>
+      <w:lvlJc w:val="left"/>
+      <w:pPr>
+        <w:tabs>
+          <w:tab w:val="num" w:pos="5040"/>
+        </w:tabs>
+        <w:ind w:left="5040" w:hanging="360"/>
+      </w:pPr>
+      <w:rPr>
+        <w:rFonts w:ascii="Wingdings" w:hAnsi="Wingdings" w:hint="default"/>
+        <w:sz w:val="20"/>
+      </w:rPr>
+    </w:lvl>
+    <w:lvl w:ilvl="7" w:tentative="1">
+      <w:start w:val="1"/>
+      <w:numFmt w:val="bullet"/>
+      <w:lvlText w:val=""/>
+      <w:lvlJc w:val="left"/>
+      <w:pPr>
+        <w:tabs>
+          <w:tab w:val="num" w:pos="5760"/>
+        </w:tabs>
+        <w:ind w:left="5760" w:hanging="360"/>
+      </w:pPr>
+      <w:rPr>
+        <w:rFonts w:ascii="Wingdings" w:hAnsi="Wingdings" w:hint="default"/>
+        <w:sz w:val="20"/>
+      </w:rPr>
+    </w:lvl>
+    <w:lvl w:ilvl="8" w:tentative="1">
+      <w:start w:val="1"/>
+      <w:numFmt w:val="bullet"/>
+      <w:lvlText w:val=""/>
+      <w:lvlJc w:val="left"/>
+      <w:pPr>
+        <w:tabs>
+          <w:tab w:val="num" w:pos="6480"/>
+        </w:tabs>
+        <w:ind w:left="6480" w:hanging="360"/>
+      </w:pPr>
+      <w:rPr>
+        <w:rFonts w:ascii="Wingdings" w:hAnsi="Wingdings" w:hint="default"/>
+        <w:sz w:val="20"/>
+      </w:rPr>
+    </w:lvl>
+  </w:abstractNum>
+  <w:abstractNum w:abstractNumId="15" w15:restartNumberingAfterBreak="0">
+    <w:nsid w:val="68B7040A"/>
+    <w:multiLevelType w:val="multilevel"/>
+    <w:tmpl w:val="FFFFFFFF"/>
+    <w:lvl w:ilvl="0">
+      <w:start w:val="1"/>
+      <w:numFmt w:val="bullet"/>
+      <w:lvlText w:val=""/>
+      <w:lvlJc w:val="left"/>
+      <w:pPr>
+        <w:tabs>
+          <w:tab w:val="num" w:pos="720"/>
+        </w:tabs>
+        <w:ind w:left="720" w:hanging="360"/>
+      </w:pPr>
+      <w:rPr>
+        <w:rFonts w:ascii="Symbol" w:hAnsi="Symbol" w:hint="default"/>
+        <w:sz w:val="20"/>
+      </w:rPr>
+    </w:lvl>
+    <w:lvl w:ilvl="1" w:tentative="1">
+      <w:start w:val="1"/>
+      <w:numFmt w:val="bullet"/>
+      <w:lvlText w:val="o"/>
+      <w:lvlJc w:val="left"/>
+      <w:pPr>
+        <w:tabs>
+          <w:tab w:val="num" w:pos="1440"/>
+        </w:tabs>
+        <w:ind w:left="1440" w:hanging="360"/>
+      </w:pPr>
+      <w:rPr>
+        <w:rFonts w:ascii="Courier New" w:hAnsi="Courier New" w:hint="default"/>
+        <w:sz w:val="20"/>
+      </w:rPr>
+    </w:lvl>
+    <w:lvl w:ilvl="2" w:tentative="1">
+      <w:start w:val="1"/>
+      <w:numFmt w:val="bullet"/>
+      <w:lvlText w:val=""/>
+      <w:lvlJc w:val="left"/>
+      <w:pPr>
+        <w:tabs>
+          <w:tab w:val="num" w:pos="2160"/>
+        </w:tabs>
+        <w:ind w:left="2160" w:hanging="360"/>
+      </w:pPr>
+      <w:rPr>
+        <w:rFonts w:ascii="Wingdings" w:hAnsi="Wingdings" w:hint="default"/>
+        <w:sz w:val="20"/>
+      </w:rPr>
+    </w:lvl>
+    <w:lvl w:ilvl="3" w:tentative="1">
+      <w:start w:val="1"/>
+      <w:numFmt w:val="bullet"/>
+      <w:lvlText w:val=""/>
+      <w:lvlJc w:val="left"/>
+      <w:pPr>
+        <w:tabs>
+          <w:tab w:val="num" w:pos="2880"/>
+        </w:tabs>
+        <w:ind w:left="2880" w:hanging="360"/>
+      </w:pPr>
+      <w:rPr>
+        <w:rFonts w:ascii="Wingdings" w:hAnsi="Wingdings" w:hint="default"/>
+        <w:sz w:val="20"/>
+      </w:rPr>
+    </w:lvl>
+    <w:lvl w:ilvl="4" w:tentative="1">
+      <w:start w:val="1"/>
+      <w:numFmt w:val="bullet"/>
+      <w:lvlText w:val=""/>
+      <w:lvlJc w:val="left"/>
+      <w:pPr>
+        <w:tabs>
+          <w:tab w:val="num" w:pos="3600"/>
+        </w:tabs>
+        <w:ind w:left="3600" w:hanging="360"/>
+      </w:pPr>
+      <w:rPr>
+        <w:rFonts w:ascii="Wingdings" w:hAnsi="Wingdings" w:hint="default"/>
+        <w:sz w:val="20"/>
+      </w:rPr>
+    </w:lvl>
+    <w:lvl w:ilvl="5" w:tentative="1">
+      <w:start w:val="1"/>
+      <w:numFmt w:val="bullet"/>
+      <w:lvlText w:val=""/>
+      <w:lvlJc w:val="left"/>
+      <w:pPr>
+        <w:tabs>
+          <w:tab w:val="num" w:pos="4320"/>
+        </w:tabs>
+        <w:ind w:left="4320" w:hanging="360"/>
+      </w:pPr>
+      <w:rPr>
+        <w:rFonts w:ascii="Wingdings" w:hAnsi="Wingdings" w:hint="default"/>
+        <w:sz w:val="20"/>
+      </w:rPr>
+    </w:lvl>
+    <w:lvl w:ilvl="6" w:tentative="1">
+      <w:start w:val="1"/>
+      <w:numFmt w:val="bullet"/>
+      <w:lvlText w:val=""/>
+      <w:lvlJc w:val="left"/>
+      <w:pPr>
+        <w:tabs>
+          <w:tab w:val="num" w:pos="5040"/>
+        </w:tabs>
+        <w:ind w:left="5040" w:hanging="360"/>
+      </w:pPr>
+      <w:rPr>
+        <w:rFonts w:ascii="Wingdings" w:hAnsi="Wingdings" w:hint="default"/>
+        <w:sz w:val="20"/>
+      </w:rPr>
+    </w:lvl>
+    <w:lvl w:ilvl="7" w:tentative="1">
+      <w:start w:val="1"/>
+      <w:numFmt w:val="bullet"/>
+      <w:lvlText w:val=""/>
+      <w:lvlJc w:val="left"/>
+      <w:pPr>
+        <w:tabs>
+          <w:tab w:val="num" w:pos="5760"/>
+        </w:tabs>
+        <w:ind w:left="5760" w:hanging="360"/>
+      </w:pPr>
+      <w:rPr>
+        <w:rFonts w:ascii="Wingdings" w:hAnsi="Wingdings" w:hint="default"/>
+        <w:sz w:val="20"/>
+      </w:rPr>
+    </w:lvl>
+    <w:lvl w:ilvl="8" w:tentative="1">
+      <w:start w:val="1"/>
+      <w:numFmt w:val="bullet"/>
+      <w:lvlText w:val=""/>
+      <w:lvlJc w:val="left"/>
+      <w:pPr>
+        <w:tabs>
+          <w:tab w:val="num" w:pos="6480"/>
+        </w:tabs>
+        <w:ind w:left="6480" w:hanging="360"/>
+      </w:pPr>
+      <w:rPr>
+        <w:rFonts w:ascii="Wingdings" w:hAnsi="Wingdings" w:hint="default"/>
+        <w:sz w:val="20"/>
+      </w:rPr>
+    </w:lvl>
+  </w:abstractNum>
   <w:num w:numId="1">
-    <w:abstractNumId w:val="0"/>
+    <w:abstractNumId w:val="9"/>
     <w:lvlOverride w:ilvl="0">
       <w:startOverride w:val="1"/>
     </w:lvlOverride>
+  </w:num>
+  <w:num w:numId="2">
+    <w:abstractNumId w:val="2"/>
+  </w:num>
+  <w:num w:numId="3">
+    <w:abstractNumId w:val="7"/>
+  </w:num>
+  <w:num w:numId="4">
+    <w:abstractNumId w:val="3"/>
+  </w:num>
+  <w:num w:numId="5">
+    <w:abstractNumId w:val="11"/>
+  </w:num>
+  <w:num w:numId="6">
+    <w:abstractNumId w:val="12"/>
+  </w:num>
+  <w:num w:numId="7">
+    <w:abstractNumId w:val="13"/>
+  </w:num>
+  <w:num w:numId="8">
+    <w:abstractNumId w:val="5"/>
+  </w:num>
+  <w:num w:numId="9">
+    <w:abstractNumId w:val="0"/>
+  </w:num>
+  <w:num w:numId="10">
+    <w:abstractNumId w:val="8"/>
+  </w:num>
+  <w:num w:numId="11">
+    <w:abstractNumId w:val="6"/>
+  </w:num>
+  <w:num w:numId="12">
+    <w:abstractNumId w:val="1"/>
+  </w:num>
+  <w:num w:numId="13">
+    <w:abstractNumId w:val="10"/>
+  </w:num>
+  <w:num w:numId="14">
+    <w:abstractNumId w:val="14"/>
+  </w:num>
+  <w:num w:numId="15">
+    <w:abstractNumId w:val="4"/>
+  </w:num>
+  <w:num w:numId="16">
+    <w:abstractNumId w:val="15"/>
   </w:num>
 </w:numbering>
 </file>
@@ -1236,6 +3501,22 @@
       <w:szCs w:val="20"/>
     </w:rPr>
   </w:style>
+  <w:style w:type="paragraph" w:styleId="NormalWeb">
+    <w:name w:val="Normal (Web)"/>
+    <w:basedOn w:val="Normal"/>
+    <w:uiPriority w:val="99"/>
+    <w:semiHidden/>
+    <w:unhideWhenUsed/>
+    <w:rsid w:val="00056F2A"/>
+    <w:pPr>
+      <w:spacing w:before="100" w:beforeAutospacing="1" w:after="100" w:afterAutospacing="1"/>
+    </w:pPr>
+    <w:rPr>
+      <w:rFonts w:eastAsiaTheme="minorEastAsia"/>
+      <w:sz w:val="24"/>
+      <w:szCs w:val="24"/>
+    </w:rPr>
+  </w:style>
 </w:styles>
 </file>
 

--- a/Project4_Incident_Report-1.docx
+++ b/Project4_Incident_Report-1.docx
@@ -56,7 +56,25 @@
           <w:sz w:val="24"/>
           <w:szCs w:val="24"/>
         </w:rPr>
-        <w:t>Prepared by: Okpoyo Victory Etim | Matric No.: CLC/2026/TC-7/0122</w:t>
+        <w:t xml:space="preserve">Prepared by: Okpoyo Victory </w:t>
+      </w:r>
+      <w:proofErr w:type="spellStart"/>
+      <w:r>
+        <w:rPr>
+          <w:iCs/>
+          <w:sz w:val="24"/>
+          <w:szCs w:val="24"/>
+        </w:rPr>
+        <w:t>Etim</w:t>
+      </w:r>
+      <w:proofErr w:type="spellEnd"/>
+      <w:r>
+        <w:rPr>
+          <w:iCs/>
+          <w:sz w:val="24"/>
+          <w:szCs w:val="24"/>
+        </w:rPr>
+        <w:t xml:space="preserve"> | Matric No.: CLC/2026/TC-7/0122</w:t>
       </w:r>
     </w:p>
     <w:p>
@@ -136,7 +154,15 @@
         <w:t>"AADSTS7000215: Invalid client secret provided"</w:t>
       </w:r>
       <w:r>
-        <w:t xml:space="preserve">, and intermittent MissingSubscription errors identical to those encountered earlier during local terminal execution. </w:t>
+        <w:t xml:space="preserve">, and intermittent </w:t>
+      </w:r>
+      <w:proofErr w:type="spellStart"/>
+      <w:r>
+        <w:t>MissingSubscription</w:t>
+      </w:r>
+      <w:proofErr w:type="spellEnd"/>
+      <w:r>
+        <w:t xml:space="preserve"> errors identical to those encountered earlier during local terminal execution. </w:t>
       </w:r>
     </w:p>
     <w:p>
@@ -226,7 +252,55 @@
           <w:sz w:val="24"/>
           <w:szCs w:val="24"/>
         </w:rPr>
-        <w:t xml:space="preserve"> ERROR: (AuthorizationFailed) The client with object id '92736737...' does not have authorization to perform action 'Microsoft.Authorization/roleAssignments/write'.</w:t>
+        <w:t xml:space="preserve"> ERROR: (</w:t>
+      </w:r>
+      <w:proofErr w:type="spellStart"/>
+      <w:r>
+        <w:rPr>
+          <w:sz w:val="24"/>
+          <w:szCs w:val="24"/>
+        </w:rPr>
+        <w:t>AuthorizationFailed</w:t>
+      </w:r>
+      <w:proofErr w:type="spellEnd"/>
+      <w:r>
+        <w:rPr>
+          <w:sz w:val="24"/>
+          <w:szCs w:val="24"/>
+        </w:rPr>
+        <w:t>) The client with object id '92736737...' does not have authorization to perform action '</w:t>
+      </w:r>
+      <w:proofErr w:type="spellStart"/>
+      <w:r>
+        <w:rPr>
+          <w:sz w:val="24"/>
+          <w:szCs w:val="24"/>
+        </w:rPr>
+        <w:t>Microsoft.Authorization</w:t>
+      </w:r>
+      <w:proofErr w:type="spellEnd"/>
+      <w:r>
+        <w:rPr>
+          <w:sz w:val="24"/>
+          <w:szCs w:val="24"/>
+        </w:rPr>
+        <w:t>/</w:t>
+      </w:r>
+      <w:proofErr w:type="spellStart"/>
+      <w:r>
+        <w:rPr>
+          <w:sz w:val="24"/>
+          <w:szCs w:val="24"/>
+        </w:rPr>
+        <w:t>roleAssignments</w:t>
+      </w:r>
+      <w:proofErr w:type="spellEnd"/>
+      <w:r>
+        <w:rPr>
+          <w:sz w:val="24"/>
+          <w:szCs w:val="24"/>
+        </w:rPr>
+        <w:t>/write'.</w:t>
       </w:r>
     </w:p>
     <w:p>
@@ -384,6 +458,7 @@
         </w:rPr>
         <w:t>​</w:t>
       </w:r>
+      <w:proofErr w:type="spellStart"/>
       <w:r>
         <w:rPr>
           <w:b/>
@@ -391,14 +466,56 @@
           <w:sz w:val="24"/>
           <w:szCs w:val="24"/>
         </w:rPr>
-        <w:t>Git CLI Installation &amp; Secret Resolution:</w:t>
-      </w:r>
-      <w:r>
-        <w:rPr>
-          <w:sz w:val="24"/>
-          <w:szCs w:val="24"/>
-        </w:rPr>
-        <w:t xml:space="preserve"> Installed the Git CLI tool in the environment, which properly aligned the local git/shell tooling and environment path </w:t>
+        <w:t>Git</w:t>
+      </w:r>
+      <w:proofErr w:type="spellEnd"/>
+      <w:r>
+        <w:rPr>
+          <w:b/>
+          <w:bCs/>
+          <w:sz w:val="24"/>
+          <w:szCs w:val="24"/>
+        </w:rPr>
+        <w:t xml:space="preserve"> CLI Installation &amp; Secret Resolution:</w:t>
+      </w:r>
+      <w:r>
+        <w:rPr>
+          <w:sz w:val="24"/>
+          <w:szCs w:val="24"/>
+        </w:rPr>
+        <w:t xml:space="preserve"> Installed the </w:t>
+      </w:r>
+      <w:proofErr w:type="spellStart"/>
+      <w:r>
+        <w:rPr>
+          <w:sz w:val="24"/>
+          <w:szCs w:val="24"/>
+        </w:rPr>
+        <w:t>Git</w:t>
+      </w:r>
+      <w:proofErr w:type="spellEnd"/>
+      <w:r>
+        <w:rPr>
+          <w:sz w:val="24"/>
+          <w:szCs w:val="24"/>
+        </w:rPr>
+        <w:t xml:space="preserve"> CLI tool in the environment, which properly aligned the local </w:t>
+      </w:r>
+      <w:proofErr w:type="spellStart"/>
+      <w:r>
+        <w:rPr>
+          <w:sz w:val="24"/>
+          <w:szCs w:val="24"/>
+        </w:rPr>
+        <w:t>git</w:t>
+      </w:r>
+      <w:proofErr w:type="spellEnd"/>
+      <w:r>
+        <w:rPr>
+          <w:sz w:val="24"/>
+          <w:szCs w:val="24"/>
+        </w:rPr>
+        <w:t xml:space="preserve">/shell tooling and environment path </w:t>
       </w:r>
       <w:r>
         <w:rPr>
@@ -442,7 +559,25 @@
           <w:sz w:val="24"/>
           <w:szCs w:val="24"/>
         </w:rPr>
-        <w:t xml:space="preserve"> Attempted to authenticate locally using az login --service-principal to isolate whether the fault was in the credential itself or in how GitHub was passing it. This surfaced a shell interpretation bug: pasting the secret value unquoted into a Bash command caused the shell to interpret a leading tilde (~) character as a home-directory reference, silently truncating the secret string before reaching Azure.</w:t>
+        <w:t xml:space="preserve"> Attempted to authenticate locally using </w:t>
+      </w:r>
+      <w:proofErr w:type="spellStart"/>
+      <w:proofErr w:type="gramStart"/>
+      <w:r>
+        <w:rPr>
+          <w:sz w:val="24"/>
+          <w:szCs w:val="24"/>
+        </w:rPr>
+        <w:t>az</w:t>
+      </w:r>
+      <w:proofErr w:type="spellEnd"/>
+      <w:proofErr w:type="gramEnd"/>
+      <w:r>
+        <w:rPr>
+          <w:sz w:val="24"/>
+          <w:szCs w:val="24"/>
+        </w:rPr>
+        <w:t xml:space="preserve"> login --service-principal to isolate whether the fault was in the credential itself or in how GitHub was passing it. This surfaced a shell interpretation bug: pasting the secret value unquoted into a Bash command caused the shell to interpret a leading tilde (~) character as a home-directory reference, silently truncating the secret string before reaching Azure.</w:t>
       </w:r>
     </w:p>
     <w:p>
@@ -494,7 +629,25 @@
           <w:sz w:val="24"/>
           <w:szCs w:val="24"/>
         </w:rPr>
-        <w:t xml:space="preserve"> Upon reaching the provisioning stage in CI/CD, the script crashed at lines 69–70 (az ad group member add) because test users (InternTestUser1 &amp; InternTestUser2) already existed in the Interns AD group from prior executions. Because line 3 enforced set -e, Azure's duplicate membership non-zero exit code immediately terminated the pipeline.</w:t>
+        <w:t xml:space="preserve"> Upon reaching the provisioning stage in CI/CD, the script crashed at lines 69–70 (</w:t>
+      </w:r>
+      <w:proofErr w:type="spellStart"/>
+      <w:proofErr w:type="gramStart"/>
+      <w:r>
+        <w:rPr>
+          <w:sz w:val="24"/>
+          <w:szCs w:val="24"/>
+        </w:rPr>
+        <w:t>az</w:t>
+      </w:r>
+      <w:proofErr w:type="spellEnd"/>
+      <w:proofErr w:type="gramEnd"/>
+      <w:r>
+        <w:rPr>
+          <w:sz w:val="24"/>
+          <w:szCs w:val="24"/>
+        </w:rPr>
+        <w:t xml:space="preserve"> ad group member add) because test users (InternTestUser1 &amp; InternTestUser2) already existed in the Interns AD group from prior executions. Because line 3 enforced set -e, Azure's duplicate membership non-zero exit code immediately terminated the pipeline.</w:t>
       </w:r>
     </w:p>
     <w:p>
@@ -530,7 +683,73 @@
           <w:sz w:val="24"/>
           <w:szCs w:val="24"/>
         </w:rPr>
-        <w:t xml:space="preserve"> After fixing script idempotency, the pipeline failed on role assignment commands (az role assignment create). Analysis of Azure Activity Logs revealed that while the Service Principal held Contributor rights (allowing resource provisioning), it lacked permission to write RBAC assignments (Microsoft.Authorization/roleAssignments/write), which requires User Access Administrator or Owner permissions.</w:t>
+        <w:t xml:space="preserve"> After fixing script </w:t>
+      </w:r>
+      <w:proofErr w:type="spellStart"/>
+      <w:r>
+        <w:rPr>
+          <w:sz w:val="24"/>
+          <w:szCs w:val="24"/>
+        </w:rPr>
+        <w:t>idempotency</w:t>
+      </w:r>
+      <w:proofErr w:type="spellEnd"/>
+      <w:r>
+        <w:rPr>
+          <w:sz w:val="24"/>
+          <w:szCs w:val="24"/>
+        </w:rPr>
+        <w:t>, the pipeline failed on role assignment commands (</w:t>
+      </w:r>
+      <w:proofErr w:type="spellStart"/>
+      <w:proofErr w:type="gramStart"/>
+      <w:r>
+        <w:rPr>
+          <w:sz w:val="24"/>
+          <w:szCs w:val="24"/>
+        </w:rPr>
+        <w:t>az</w:t>
+      </w:r>
+      <w:proofErr w:type="spellEnd"/>
+      <w:proofErr w:type="gramEnd"/>
+      <w:r>
+        <w:rPr>
+          <w:sz w:val="24"/>
+          <w:szCs w:val="24"/>
+        </w:rPr>
+        <w:t xml:space="preserve"> role assignment create). Analysis of Azure Activity Logs revealed that while the Service Principal held Contributor rights (allowing resource provisioning), it lacked permission to write RBAC assignments (</w:t>
+      </w:r>
+      <w:proofErr w:type="spellStart"/>
+      <w:r>
+        <w:rPr>
+          <w:sz w:val="24"/>
+          <w:szCs w:val="24"/>
+        </w:rPr>
+        <w:t>Microsoft.Authorization</w:t>
+      </w:r>
+      <w:proofErr w:type="spellEnd"/>
+      <w:r>
+        <w:rPr>
+          <w:sz w:val="24"/>
+          <w:szCs w:val="24"/>
+        </w:rPr>
+        <w:t>/</w:t>
+      </w:r>
+      <w:proofErr w:type="spellStart"/>
+      <w:r>
+        <w:rPr>
+          <w:sz w:val="24"/>
+          <w:szCs w:val="24"/>
+        </w:rPr>
+        <w:t>roleAssignments</w:t>
+      </w:r>
+      <w:proofErr w:type="spellEnd"/>
+      <w:r>
+        <w:rPr>
+          <w:sz w:val="24"/>
+          <w:szCs w:val="24"/>
+        </w:rPr>
+        <w:t>/write), which requires User Access Administrator or Owner permissions.</w:t>
       </w:r>
     </w:p>
     <w:p>
@@ -595,14 +814,50 @@
           <w:sz w:val="24"/>
           <w:szCs w:val="24"/>
         </w:rPr>
-        <w:t>Credential Copy Error &amp; Missing Git CLI Tooling:</w:t>
-      </w:r>
-      <w:r>
-        <w:rPr>
-          <w:sz w:val="24"/>
-          <w:szCs w:val="24"/>
-        </w:rPr>
-        <w:t xml:space="preserve"> Copying the Secret ID instead of the Secret Value, alongside environment misconfigurations that were resolved upon installing Git CLI.</w:t>
+        <w:t xml:space="preserve">Credential Copy Error &amp; Missing </w:t>
+      </w:r>
+      <w:proofErr w:type="spellStart"/>
+      <w:r>
+        <w:rPr>
+          <w:b/>
+          <w:bCs/>
+          <w:sz w:val="24"/>
+          <w:szCs w:val="24"/>
+        </w:rPr>
+        <w:t>Git</w:t>
+      </w:r>
+      <w:proofErr w:type="spellEnd"/>
+      <w:r>
+        <w:rPr>
+          <w:b/>
+          <w:bCs/>
+          <w:sz w:val="24"/>
+          <w:szCs w:val="24"/>
+        </w:rPr>
+        <w:t xml:space="preserve"> CLI Tooling:</w:t>
+      </w:r>
+      <w:r>
+        <w:rPr>
+          <w:sz w:val="24"/>
+          <w:szCs w:val="24"/>
+        </w:rPr>
+        <w:t xml:space="preserve"> Copying the Secret ID instead of the Secret Value, alongside environment misconfigurations that were resolved upon installing </w:t>
+      </w:r>
+      <w:proofErr w:type="spellStart"/>
+      <w:r>
+        <w:rPr>
+          <w:sz w:val="24"/>
+          <w:szCs w:val="24"/>
+        </w:rPr>
+        <w:t>Git</w:t>
+      </w:r>
+      <w:proofErr w:type="spellEnd"/>
+      <w:r>
+        <w:rPr>
+          <w:sz w:val="24"/>
+          <w:szCs w:val="24"/>
+        </w:rPr>
+        <w:t xml:space="preserve"> CLI.</w:t>
       </w:r>
     </w:p>
     <w:p>
@@ -631,14 +886,52 @@
           <w:sz w:val="24"/>
           <w:szCs w:val="24"/>
         </w:rPr>
-        <w:t>Script Idempotency Defect:</w:t>
-      </w:r>
-      <w:r>
-        <w:rPr>
-          <w:sz w:val="24"/>
-          <w:szCs w:val="24"/>
-        </w:rPr>
-        <w:t xml:space="preserve"> The original deploy.sh lacked safety checks for existing Azure AD group memberships. Re-running the pipeline caused az ad group member add to throw a hard error on duplicate additions, halting execution under set -e.</w:t>
+        <w:t xml:space="preserve">Script </w:t>
+      </w:r>
+      <w:proofErr w:type="spellStart"/>
+      <w:r>
+        <w:rPr>
+          <w:b/>
+          <w:bCs/>
+          <w:sz w:val="24"/>
+          <w:szCs w:val="24"/>
+        </w:rPr>
+        <w:t>Idempotency</w:t>
+      </w:r>
+      <w:proofErr w:type="spellEnd"/>
+      <w:r>
+        <w:rPr>
+          <w:b/>
+          <w:bCs/>
+          <w:sz w:val="24"/>
+          <w:szCs w:val="24"/>
+        </w:rPr>
+        <w:t xml:space="preserve"> Defect:</w:t>
+      </w:r>
+      <w:r>
+        <w:rPr>
+          <w:sz w:val="24"/>
+          <w:szCs w:val="24"/>
+        </w:rPr>
+        <w:t xml:space="preserve"> The original deploy.sh lacked safety checks for existing Azure AD group memberships. Re-running the pipeline caused </w:t>
+      </w:r>
+      <w:proofErr w:type="spellStart"/>
+      <w:proofErr w:type="gramStart"/>
+      <w:r>
+        <w:rPr>
+          <w:sz w:val="24"/>
+          <w:szCs w:val="24"/>
+        </w:rPr>
+        <w:t>az</w:t>
+      </w:r>
+      <w:proofErr w:type="spellEnd"/>
+      <w:proofErr w:type="gramEnd"/>
+      <w:r>
+        <w:rPr>
+          <w:sz w:val="24"/>
+          <w:szCs w:val="24"/>
+        </w:rPr>
+        <w:t xml:space="preserve"> ad group member add to throw a hard error on duplicate additions, halting execution under set -e.</w:t>
       </w:r>
     </w:p>
     <w:p>
@@ -731,14 +1024,50 @@
           <w:sz w:val="24"/>
           <w:szCs w:val="24"/>
         </w:rPr>
-        <w:t>Credential &amp; Git CLI Correction:</w:t>
-      </w:r>
-      <w:r>
-        <w:rPr>
-          <w:sz w:val="24"/>
-          <w:szCs w:val="24"/>
-        </w:rPr>
-        <w:t xml:space="preserve"> Installed Git CLI, regenerated the client secret in the Azure Portal, copied directly from the Value column, and properly configured the AZURE_CREDENTIALS secret in GitHub Repository Secrets.</w:t>
+        <w:t xml:space="preserve">Credential &amp; </w:t>
+      </w:r>
+      <w:proofErr w:type="spellStart"/>
+      <w:r>
+        <w:rPr>
+          <w:b/>
+          <w:bCs/>
+          <w:sz w:val="24"/>
+          <w:szCs w:val="24"/>
+        </w:rPr>
+        <w:t>Git</w:t>
+      </w:r>
+      <w:proofErr w:type="spellEnd"/>
+      <w:r>
+        <w:rPr>
+          <w:b/>
+          <w:bCs/>
+          <w:sz w:val="24"/>
+          <w:szCs w:val="24"/>
+        </w:rPr>
+        <w:t xml:space="preserve"> CLI Correction:</w:t>
+      </w:r>
+      <w:r>
+        <w:rPr>
+          <w:sz w:val="24"/>
+          <w:szCs w:val="24"/>
+        </w:rPr>
+        <w:t xml:space="preserve"> Installed </w:t>
+      </w:r>
+      <w:proofErr w:type="spellStart"/>
+      <w:r>
+        <w:rPr>
+          <w:sz w:val="24"/>
+          <w:szCs w:val="24"/>
+        </w:rPr>
+        <w:t>Git</w:t>
+      </w:r>
+      <w:proofErr w:type="spellEnd"/>
+      <w:r>
+        <w:rPr>
+          <w:sz w:val="24"/>
+          <w:szCs w:val="24"/>
+        </w:rPr>
+        <w:t xml:space="preserve"> CLI, regenerated the client secret in the Azure Portal, copied directly from the Value column, and properly configured the AZURE_CREDENTIALS secret in GitHub Repository Secrets.</w:t>
       </w:r>
     </w:p>
     <w:p>
@@ -829,7 +1158,23 @@
         <w:t>Outcome:</w:t>
       </w:r>
       <w:r>
-        <w:t xml:space="preserve"> Re-running the GitHub Actions workflow (.github/workflows/deploy.yml) resulted in a </w:t>
+        <w:t xml:space="preserve"> Re-running the GitHub Actions workflow (.</w:t>
+      </w:r>
+      <w:proofErr w:type="spellStart"/>
+      <w:r>
+        <w:t>github</w:t>
+      </w:r>
+      <w:proofErr w:type="spellEnd"/>
+      <w:r>
+        <w:t>/workflows/</w:t>
+      </w:r>
+      <w:proofErr w:type="spellStart"/>
+      <w:r>
+        <w:t>deploy.yml</w:t>
+      </w:r>
+      <w:proofErr w:type="spellEnd"/>
+      <w:r>
+        <w:t xml:space="preserve">) resulted in a </w:t>
       </w:r>
       <w:r>
         <w:rPr>
@@ -844,22 +1189,84 @@
     </w:p>
     <w:p>
       <w:pPr>
-        <w:rPr>
-          <w:sz w:val="24"/>
-          <w:szCs w:val="24"/>
-        </w:rPr>
-      </w:pPr>
+        <w:pStyle w:val="NormalWeb"/>
+        <w:rPr>
+          <w:b/>
+          <w:color w:val="000000" w:themeColor="text1"/>
+        </w:rPr>
+      </w:pPr>
+      <w:r>
+        <w:rPr>
+          <w:b/>
+          <w:color w:val="000000" w:themeColor="text1"/>
+        </w:rPr>
+        <w:t>Design reflection</w:t>
+      </w:r>
+      <w:r>
+        <w:rPr>
+          <w:b/>
+          <w:color w:val="000000" w:themeColor="text1"/>
+        </w:rPr>
+        <w:t xml:space="preserve"> </w:t>
+      </w:r>
     </w:p>
     <w:p>
       <w:pPr>
-        <w:spacing w:after="150"/>
-        <w:rPr>
-          <w:sz w:val="24"/>
-          <w:szCs w:val="24"/>
-        </w:rPr>
-      </w:pPr>
+        <w:pStyle w:val="NormalWeb"/>
+      </w:pPr>
+      <w:r>
+        <w:rPr>
+          <w:color w:val="000000" w:themeColor="text1"/>
+        </w:rPr>
+        <w:t>The Phase 0 role matrix focused heavily on end-user scopes (interns and admins) but didn’t explicitly account for the automation identity itself. Consequently, the GitHub Actions service principal required User Access Administrator rights just to write rol</w:t>
+      </w:r>
+      <w:r>
+        <w:rPr>
+          <w:color w:val="000000" w:themeColor="text1"/>
+        </w:rPr>
+        <w:t xml:space="preserve">e assignments during deployment, </w:t>
+      </w:r>
       <w:bookmarkStart w:id="0" w:name="_GoBack"/>
       <w:bookmarkEnd w:id="0"/>
+      <w:r>
+        <w:rPr>
+          <w:color w:val="000000" w:themeColor="text1"/>
+        </w:rPr>
+        <w:t>a broader privilege footprint than anything in the original matrix. Going forward, I would explicitly scope the service principal’s initial grant to a dedicated management scope or document it as its own distinct row in the role matrix so it is fully visible to an auditor rather than only surfacing during pipeline troubleshooting.</w:t>
+      </w:r>
+    </w:p>
+    <w:p>
+      <w:pPr>
+        <w:pStyle w:val="ListParagraph"/>
+        <w:ind w:left="2160"/>
+        <w:rPr>
+          <w:color w:val="000000" w:themeColor="text1"/>
+          <w:sz w:val="24"/>
+          <w:szCs w:val="24"/>
+        </w:rPr>
+      </w:pPr>
+    </w:p>
+    <w:p>
+      <w:pPr>
+        <w:pStyle w:val="NormalWeb"/>
+      </w:pPr>
+    </w:p>
+    <w:p>
+      <w:pPr>
+        <w:rPr>
+          <w:sz w:val="24"/>
+          <w:szCs w:val="24"/>
+        </w:rPr>
+      </w:pPr>
+    </w:p>
+    <w:p>
+      <w:pPr>
+        <w:spacing w:after="150"/>
+        <w:rPr>
+          <w:sz w:val="24"/>
+          <w:szCs w:val="24"/>
+        </w:rPr>
+      </w:pPr>
     </w:p>
     <w:sectPr>
       <w:pgSz w:w="12240" w:h="15840"/>
@@ -3436,6 +3843,7 @@
   </w:style>
   <w:style w:type="paragraph" w:styleId="ListParagraph">
     <w:name w:val="List Paragraph"/>
+    <w:uiPriority w:val="34"/>
     <w:qFormat/>
   </w:style>
   <w:style w:type="character" w:styleId="Hyperlink">
@@ -3505,7 +3913,6 @@
     <w:name w:val="Normal (Web)"/>
     <w:basedOn w:val="Normal"/>
     <w:uiPriority w:val="99"/>
-    <w:semiHidden/>
     <w:unhideWhenUsed/>
     <w:rsid w:val="00056F2A"/>
     <w:pPr>
